--- a/Marco Castro CV 2026.docx
+++ b/Marco Castro CV 2026.docx
@@ -31,7 +31,7 @@
           <w:szCs w:val="38"/>
         </w:rPr>
         <w:drawing>
-          <wp:anchor distT="0" distB="0" distL="114300" distR="114300" simplePos="0" relativeHeight="251658240" behindDoc="0" locked="0" layoutInCell="1" allowOverlap="1" wp14:anchorId="62669267" wp14:editId="4A983EE2">
+          <wp:anchor distT="0" distB="0" distL="114300" distR="114300" simplePos="0" relativeHeight="251659264" behindDoc="0" locked="0" layoutInCell="1" allowOverlap="1" wp14:anchorId="3E1DB9F5" wp14:editId="1573D3EF">
             <wp:simplePos x="0" y="0"/>
             <wp:positionH relativeFrom="column">
               <wp:posOffset>-21392</wp:posOffset>
@@ -54,7 +54,7 @@
                     <pic:cNvPicPr/>
                   </pic:nvPicPr>
                   <pic:blipFill>
-                    <a:blip r:embed="rId7" cstate="print">
+                    <a:blip r:embed="rId6" cstate="print">
                       <a:extLst>
                         <a:ext uri="{28A0092B-C50C-407E-A947-70E740481C1C}">
                           <a14:useLocalDpi xmlns:a14="http://schemas.microsoft.com/office/drawing/2010/main" val="0"/>
@@ -248,85 +248,45 @@
           <w:sz w:val="24"/>
           <w:szCs w:val="24"/>
         </w:rPr>
-        <w:t xml:space="preserve">Desarrollador con más de </w:t>
-      </w:r>
+        <w:t xml:space="preserve">Desarrollador con más de 6 años de experiencia en la creación de aplicaciones web responsivas y de alto rendimiento con JS, HTML5 y CSS3. Experto en </w:t>
+      </w:r>
+      <w:proofErr w:type="spellStart"/>
       <w:r>
         <w:rPr>
           <w:color w:val="1F1F1F"/>
           <w:sz w:val="24"/>
           <w:szCs w:val="24"/>
         </w:rPr>
-        <w:t>6</w:t>
-      </w:r>
+        <w:t>APIs</w:t>
+      </w:r>
+      <w:proofErr w:type="spellEnd"/>
       <w:r>
         <w:rPr>
           <w:color w:val="1F1F1F"/>
           <w:sz w:val="24"/>
           <w:szCs w:val="24"/>
         </w:rPr>
-        <w:t xml:space="preserve"> años de experiencia en la creación de aplicaciones web responsivas y de alto rendimiento con</w:t>
-      </w:r>
+        <w:t xml:space="preserve"> REST y autenticación segura (JWT). Trabaja en equipo con proactividad, experiencia en entornos ágiles y comprometido con la creación de código limpio y fácil de mantener, repositorio </w:t>
+      </w:r>
+      <w:proofErr w:type="spellStart"/>
       <w:r>
         <w:rPr>
           <w:color w:val="1F1F1F"/>
           <w:sz w:val="24"/>
           <w:szCs w:val="24"/>
         </w:rPr>
-        <w:t xml:space="preserve"> JS</w:t>
-      </w:r>
+        <w:t>Github</w:t>
+      </w:r>
+      <w:proofErr w:type="spellEnd"/>
       <w:r>
         <w:rPr>
           <w:color w:val="1F1F1F"/>
           <w:sz w:val="24"/>
           <w:szCs w:val="24"/>
         </w:rPr>
-        <w:t xml:space="preserve">, HTML5 y CSS3. Experto en </w:t>
-      </w:r>
-      <w:proofErr w:type="spellStart"/>
-      <w:r>
-        <w:rPr>
-          <w:color w:val="1F1F1F"/>
-          <w:sz w:val="24"/>
-          <w:szCs w:val="24"/>
-        </w:rPr>
-        <w:t>APIs</w:t>
-      </w:r>
-      <w:proofErr w:type="spellEnd"/>
-      <w:r>
-        <w:rPr>
-          <w:color w:val="1F1F1F"/>
-          <w:sz w:val="24"/>
-          <w:szCs w:val="24"/>
-        </w:rPr>
-        <w:t xml:space="preserve"> REST y autenticación segura (JWT). Trabaja en equipo con proactividad, experiencia en entornos ágiles y comprometido con la creación de código limpio y fácil de mantener</w:t>
-      </w:r>
-      <w:r>
-        <w:rPr>
-          <w:color w:val="1F1F1F"/>
-          <w:sz w:val="24"/>
-          <w:szCs w:val="24"/>
-        </w:rPr>
-        <w:t xml:space="preserve">, repositorio </w:t>
-      </w:r>
-      <w:proofErr w:type="spellStart"/>
-      <w:r>
-        <w:rPr>
-          <w:color w:val="1F1F1F"/>
-          <w:sz w:val="24"/>
-          <w:szCs w:val="24"/>
-        </w:rPr>
-        <w:t>Github</w:t>
-      </w:r>
-      <w:proofErr w:type="spellEnd"/>
-      <w:r>
-        <w:rPr>
-          <w:color w:val="1F1F1F"/>
-          <w:sz w:val="24"/>
-          <w:szCs w:val="24"/>
-        </w:rPr>
         <w:t xml:space="preserve">: </w:t>
       </w:r>
-      <w:hyperlink r:id="rId8" w:history="1">
+      <w:hyperlink r:id="rId7" w:history="1">
         <w:r>
           <w:rPr>
             <w:rStyle w:val="Hyperlink"/>
@@ -713,8 +673,9 @@
           <w:szCs w:val="24"/>
           <w:lang w:val="en-US"/>
         </w:rPr>
-        <w:t>: PostgreSQL, SQL</w:t>
-      </w:r>
+        <w:t xml:space="preserve">: PostgreSQL, SQL Server, Oracle, </w:t>
+      </w:r>
+      <w:proofErr w:type="spellStart"/>
       <w:r>
         <w:rPr>
           <w:color w:val="000000"/>
@@ -722,8 +683,9 @@
           <w:szCs w:val="24"/>
           <w:lang w:val="en-US"/>
         </w:rPr>
-        <w:t xml:space="preserve"> Server</w:t>
-      </w:r>
+        <w:t>Mysql</w:t>
+      </w:r>
+      <w:proofErr w:type="spellEnd"/>
       <w:r>
         <w:rPr>
           <w:color w:val="000000"/>
@@ -731,18 +693,24 @@
           <w:szCs w:val="24"/>
           <w:lang w:val="en-US"/>
         </w:rPr>
-        <w:t>,</w:t>
-      </w:r>
-      <w:r>
+        <w:t>, MongoDB (basic)</w:t>
+      </w:r>
+    </w:p>
+    <w:p>
+      <w:pPr>
+        <w:tabs>
+          <w:tab w:val="left" w:pos="820"/>
+          <w:tab w:val="left" w:pos="821"/>
+        </w:tabs>
+        <w:spacing w:after="0" w:line="276" w:lineRule="auto"/>
+        <w:ind w:left="0"/>
         <w:rPr>
           <w:color w:val="000000"/>
           <w:sz w:val="24"/>
           <w:szCs w:val="24"/>
           <w:lang w:val="en-US"/>
         </w:rPr>
-        <w:t xml:space="preserve"> Oracle, </w:t>
-      </w:r>
-      <w:proofErr w:type="spellStart"/>
+      </w:pPr>
       <w:r>
         <w:rPr>
           <w:color w:val="000000"/>
@@ -750,9 +718,9 @@
           <w:szCs w:val="24"/>
           <w:lang w:val="en-US"/>
         </w:rPr>
-        <w:t>Mysql</w:t>
-      </w:r>
-      <w:proofErr w:type="spellEnd"/>
+        <w:t xml:space="preserve">· Testing &amp; </w:t>
+      </w:r>
+      <w:proofErr w:type="spellStart"/>
       <w:r>
         <w:rPr>
           <w:color w:val="000000"/>
@@ -760,24 +728,19 @@
           <w:szCs w:val="24"/>
           <w:lang w:val="en-US"/>
         </w:rPr>
-        <w:t>, MongoDB (basic)</w:t>
-      </w:r>
-    </w:p>
-    <w:p>
-      <w:pPr>
-        <w:tabs>
-          <w:tab w:val="left" w:pos="820"/>
-          <w:tab w:val="left" w:pos="821"/>
-        </w:tabs>
-        <w:spacing w:after="0" w:line="276" w:lineRule="auto"/>
-        <w:ind w:left="0"/>
+        <w:t>Herramientas</w:t>
+      </w:r>
+      <w:proofErr w:type="spellEnd"/>
+      <w:r>
         <w:rPr>
           <w:color w:val="000000"/>
           <w:sz w:val="24"/>
           <w:szCs w:val="24"/>
           <w:lang w:val="en-US"/>
         </w:rPr>
-      </w:pPr>
+        <w:t xml:space="preserve">: test frontend con python selenium y </w:t>
+      </w:r>
+      <w:proofErr w:type="spellStart"/>
       <w:r>
         <w:rPr>
           <w:color w:val="000000"/>
@@ -785,9 +748,9 @@
           <w:szCs w:val="24"/>
           <w:lang w:val="en-US"/>
         </w:rPr>
-        <w:t xml:space="preserve">· Testing &amp; </w:t>
-      </w:r>
-      <w:proofErr w:type="spellStart"/>
+        <w:t>rpa</w:t>
+      </w:r>
+      <w:proofErr w:type="spellEnd"/>
       <w:r>
         <w:rPr>
           <w:color w:val="000000"/>
@@ -795,9 +758,9 @@
           <w:szCs w:val="24"/>
           <w:lang w:val="en-US"/>
         </w:rPr>
-        <w:t>Herramientas</w:t>
-      </w:r>
-      <w:proofErr w:type="spellEnd"/>
+        <w:t xml:space="preserve">, test </w:t>
+      </w:r>
+      <w:proofErr w:type="spellStart"/>
       <w:r>
         <w:rPr>
           <w:color w:val="000000"/>
@@ -805,8 +768,9 @@
           <w:szCs w:val="24"/>
           <w:lang w:val="en-US"/>
         </w:rPr>
-        <w:t xml:space="preserve">: </w:t>
-      </w:r>
+        <w:t>en</w:t>
+      </w:r>
+      <w:proofErr w:type="spellEnd"/>
       <w:r>
         <w:rPr>
           <w:color w:val="000000"/>
@@ -814,7 +778,7 @@
           <w:szCs w:val="24"/>
           <w:lang w:val="en-US"/>
         </w:rPr>
-        <w:t xml:space="preserve">test frontend con python selenium y </w:t>
+        <w:t xml:space="preserve"> backend con </w:t>
       </w:r>
       <w:proofErr w:type="spellStart"/>
       <w:r>
@@ -824,7 +788,7 @@
           <w:szCs w:val="24"/>
           <w:lang w:val="en-US"/>
         </w:rPr>
-        <w:t>rpa</w:t>
+        <w:t>mokito</w:t>
       </w:r>
       <w:proofErr w:type="spellEnd"/>
       <w:r>
@@ -834,7 +798,7 @@
           <w:szCs w:val="24"/>
           <w:lang w:val="en-US"/>
         </w:rPr>
-        <w:t xml:space="preserve">, test </w:t>
+        <w:t xml:space="preserve">, Git, </w:t>
       </w:r>
       <w:proofErr w:type="spellStart"/>
       <w:r>
@@ -844,7 +808,7 @@
           <w:szCs w:val="24"/>
           <w:lang w:val="en-US"/>
         </w:rPr>
-        <w:t>en</w:t>
+        <w:t>Github</w:t>
       </w:r>
       <w:proofErr w:type="spellEnd"/>
       <w:r>
@@ -854,9 +818,8 @@
           <w:szCs w:val="24"/>
           <w:lang w:val="en-US"/>
         </w:rPr>
-        <w:t xml:space="preserve"> backend con </w:t>
-      </w:r>
-      <w:proofErr w:type="spellStart"/>
+        <w:t>, Fire</w:t>
+      </w:r>
       <w:r>
         <w:rPr>
           <w:color w:val="000000"/>
@@ -864,55 +827,7 @@
           <w:szCs w:val="24"/>
           <w:lang w:val="en-US"/>
         </w:rPr>
-        <w:t>mokito</w:t>
-      </w:r>
-      <w:proofErr w:type="spellEnd"/>
-      <w:r>
-        <w:rPr>
-          <w:color w:val="000000"/>
-          <w:sz w:val="24"/>
-          <w:szCs w:val="24"/>
-          <w:lang w:val="en-US"/>
-        </w:rPr>
-        <w:t xml:space="preserve">, Git, </w:t>
-      </w:r>
-      <w:proofErr w:type="spellStart"/>
-      <w:r>
-        <w:rPr>
-          <w:color w:val="000000"/>
-          <w:sz w:val="24"/>
-          <w:szCs w:val="24"/>
-          <w:lang w:val="en-US"/>
-        </w:rPr>
-        <w:t>Github</w:t>
-      </w:r>
-      <w:proofErr w:type="spellEnd"/>
-      <w:r>
-        <w:rPr>
-          <w:color w:val="000000"/>
-          <w:sz w:val="24"/>
-          <w:szCs w:val="24"/>
-          <w:lang w:val="en-US"/>
-        </w:rPr>
-        <w:t>, Fire</w:t>
-      </w:r>
-      <w:r>
-        <w:rPr>
-          <w:color w:val="000000"/>
-          <w:sz w:val="24"/>
-          <w:szCs w:val="24"/>
-          <w:lang w:val="en-US"/>
-        </w:rPr>
-        <w:t>base, Agile (scrum)</w:t>
-      </w:r>
-      <w:r>
-        <w:rPr>
-          <w:color w:val="000000"/>
-          <w:sz w:val="24"/>
-          <w:szCs w:val="24"/>
-          <w:lang w:val="en-US"/>
-        </w:rPr>
-        <w:t>.</w:t>
+        <w:t>base, Agile (scrum).</w:t>
       </w:r>
     </w:p>
     <w:p>
@@ -998,25 +913,7 @@
           <w:szCs w:val="24"/>
           <w:lang w:val="es-SV"/>
         </w:rPr>
-        <w:t>Freelancer -</w:t>
-      </w:r>
-      <w:r>
-        <w:rPr>
-          <w:color w:val="000000"/>
-          <w:sz w:val="24"/>
-          <w:szCs w:val="24"/>
-          <w:lang w:val="es-SV"/>
-        </w:rPr>
-        <w:t xml:space="preserve">Fullstack </w:t>
-      </w:r>
-      <w:r>
-        <w:rPr>
-          <w:color w:val="000000"/>
-          <w:sz w:val="24"/>
-          <w:szCs w:val="24"/>
-          <w:lang w:val="es-SV"/>
-        </w:rPr>
-        <w:t>Developer</w:t>
+        <w:t>Freelancer -Fullstack Developer</w:t>
       </w:r>
     </w:p>
     <w:p>
@@ -1064,23 +961,7 @@
           <w:sz w:val="24"/>
           <w:szCs w:val="24"/>
         </w:rPr>
-        <w:t xml:space="preserve">· Entregué más de </w:t>
-      </w:r>
-      <w:r>
-        <w:rPr>
-          <w:color w:val="000000"/>
-          <w:sz w:val="24"/>
-          <w:szCs w:val="24"/>
-        </w:rPr>
-        <w:t>5</w:t>
-      </w:r>
-      <w:r>
-        <w:rPr>
-          <w:color w:val="000000"/>
-          <w:sz w:val="24"/>
-          <w:szCs w:val="24"/>
-        </w:rPr>
-        <w:t xml:space="preserve"> proyectos con </w:t>
+        <w:t xml:space="preserve">· Entregué más de 5 proyectos con </w:t>
       </w:r>
       <w:proofErr w:type="spellStart"/>
       <w:r>
@@ -1116,158 +997,1098 @@
           <w:sz w:val="24"/>
           <w:szCs w:val="24"/>
         </w:rPr>
+        <w:t>, JavaScript, C#.</w:t>
+      </w:r>
+    </w:p>
+    <w:p>
+      <w:pPr>
+        <w:tabs>
+          <w:tab w:val="left" w:pos="820"/>
+          <w:tab w:val="left" w:pos="821"/>
+        </w:tabs>
+        <w:spacing w:after="0" w:line="276" w:lineRule="auto"/>
+        <w:ind w:left="0"/>
+        <w:rPr>
+          <w:color w:val="000000"/>
+          <w:sz w:val="24"/>
+          <w:szCs w:val="24"/>
+        </w:rPr>
+      </w:pPr>
+      <w:r>
+        <w:rPr>
+          <w:color w:val="000000"/>
+          <w:sz w:val="24"/>
+          <w:szCs w:val="24"/>
+        </w:rPr>
+        <w:t xml:space="preserve">· Desarrollé interfaces responsive e integré API </w:t>
+      </w:r>
+      <w:proofErr w:type="spellStart"/>
+      <w:r>
+        <w:rPr>
+          <w:color w:val="000000"/>
+          <w:sz w:val="24"/>
+          <w:szCs w:val="24"/>
+        </w:rPr>
+        <w:t>RESTful</w:t>
+      </w:r>
+      <w:proofErr w:type="spellEnd"/>
+      <w:r>
+        <w:rPr>
+          <w:color w:val="000000"/>
+          <w:sz w:val="24"/>
+          <w:szCs w:val="24"/>
+        </w:rPr>
+        <w:t xml:space="preserve"> para soluciones escalables.</w:t>
+      </w:r>
+    </w:p>
+    <w:p>
+      <w:pPr>
+        <w:tabs>
+          <w:tab w:val="left" w:pos="820"/>
+          <w:tab w:val="left" w:pos="821"/>
+        </w:tabs>
+        <w:spacing w:after="0" w:line="276" w:lineRule="auto"/>
+        <w:ind w:left="0"/>
+        <w:rPr>
+          <w:color w:val="000000"/>
+          <w:sz w:val="24"/>
+          <w:szCs w:val="24"/>
+        </w:rPr>
+      </w:pPr>
+      <w:r>
+        <w:rPr>
+          <w:color w:val="000000"/>
+          <w:sz w:val="24"/>
+          <w:szCs w:val="24"/>
+        </w:rPr>
+        <w:t>· Desarrollé componentes dinámicos activados por datos con JavaScript y lógica basada en API, lo que permitió que el contenido se actualizará en tiempo real según el contexto del usuario.</w:t>
+      </w:r>
+    </w:p>
+    <w:p>
+      <w:pPr>
+        <w:tabs>
+          <w:tab w:val="left" w:pos="820"/>
+          <w:tab w:val="left" w:pos="821"/>
+        </w:tabs>
+        <w:spacing w:after="0" w:line="276" w:lineRule="auto"/>
+        <w:ind w:left="0"/>
+        <w:rPr>
+          <w:color w:val="000000"/>
+          <w:sz w:val="24"/>
+          <w:szCs w:val="24"/>
+        </w:rPr>
+      </w:pPr>
+      <w:r>
+        <w:rPr>
+          <w:color w:val="000000"/>
+          <w:sz w:val="24"/>
+          <w:szCs w:val="24"/>
+        </w:rPr>
+        <w:t>· Diseñe e implementé paneles de administración personalizados para una gestión eficiente de los datos de los clientes.</w:t>
+      </w:r>
+    </w:p>
+    <w:p>
+      <w:pPr>
+        <w:tabs>
+          <w:tab w:val="left" w:pos="820"/>
+          <w:tab w:val="left" w:pos="821"/>
+        </w:tabs>
+        <w:spacing w:after="0" w:line="276" w:lineRule="auto"/>
+        <w:ind w:left="0"/>
+        <w:rPr>
+          <w:color w:val="000000"/>
+          <w:sz w:val="24"/>
+          <w:szCs w:val="24"/>
+        </w:rPr>
+      </w:pPr>
+      <w:r>
+        <w:rPr>
+          <w:color w:val="000000"/>
+          <w:sz w:val="24"/>
+          <w:szCs w:val="24"/>
+        </w:rPr>
+        <w:lastRenderedPageBreak/>
+        <w:t>· Traduje cree componentes de interfaz de usuario reutilizables y responsivos, incluyendo el desarrollo estratégico de componentes de software.</w:t>
+      </w:r>
+    </w:p>
+    <w:p>
+      <w:pPr>
+        <w:tabs>
+          <w:tab w:val="left" w:pos="820"/>
+          <w:tab w:val="left" w:pos="821"/>
+        </w:tabs>
+        <w:spacing w:after="0" w:line="276" w:lineRule="auto"/>
+        <w:ind w:left="0" w:firstLine="0"/>
+        <w:rPr>
+          <w:color w:val="000000"/>
+          <w:sz w:val="24"/>
+          <w:szCs w:val="24"/>
+        </w:rPr>
+      </w:pPr>
+    </w:p>
+    <w:p>
+      <w:pPr>
+        <w:tabs>
+          <w:tab w:val="left" w:pos="820"/>
+          <w:tab w:val="left" w:pos="821"/>
+        </w:tabs>
+        <w:spacing w:after="0" w:line="276" w:lineRule="auto"/>
+        <w:ind w:left="0"/>
+        <w:rPr>
+          <w:color w:val="000000"/>
+          <w:sz w:val="24"/>
+          <w:szCs w:val="24"/>
+          <w:lang w:val="es-SV"/>
+        </w:rPr>
+      </w:pPr>
+      <w:r>
+        <w:rPr>
+          <w:color w:val="000000"/>
+          <w:sz w:val="24"/>
+          <w:szCs w:val="24"/>
+          <w:lang w:val="es-SV"/>
+        </w:rPr>
+        <w:t>Fullstack Developer</w:t>
+      </w:r>
+    </w:p>
+    <w:p>
+      <w:pPr>
+        <w:tabs>
+          <w:tab w:val="left" w:pos="820"/>
+          <w:tab w:val="left" w:pos="821"/>
+        </w:tabs>
+        <w:spacing w:after="0" w:line="276" w:lineRule="auto"/>
+        <w:ind w:left="0"/>
+        <w:rPr>
+          <w:color w:val="000000"/>
+          <w:sz w:val="24"/>
+          <w:szCs w:val="24"/>
+          <w:lang w:val="es-SV"/>
+        </w:rPr>
+      </w:pPr>
+      <w:r>
+        <w:rPr>
+          <w:color w:val="000000"/>
+          <w:sz w:val="24"/>
+          <w:szCs w:val="24"/>
+          <w:lang w:val="es-SV"/>
+        </w:rPr>
+        <w:t>Banco Davivienda | Enero 202</w:t>
+      </w:r>
+      <w:r>
+        <w:rPr>
+          <w:color w:val="000000"/>
+          <w:sz w:val="24"/>
+          <w:szCs w:val="24"/>
+          <w:lang w:val="es-SV"/>
+        </w:rPr>
+        <w:t>2</w:t>
+      </w:r>
+      <w:r>
+        <w:rPr>
+          <w:color w:val="000000"/>
+          <w:sz w:val="24"/>
+          <w:szCs w:val="24"/>
+          <w:lang w:val="es-SV"/>
+        </w:rPr>
+        <w:t xml:space="preserve"> - Febrero 202</w:t>
+      </w:r>
+      <w:r>
+        <w:rPr>
+          <w:color w:val="000000"/>
+          <w:sz w:val="24"/>
+          <w:szCs w:val="24"/>
+          <w:lang w:val="es-SV"/>
+        </w:rPr>
+        <w:t>3</w:t>
+      </w:r>
+    </w:p>
+    <w:p>
+      <w:pPr>
+        <w:tabs>
+          <w:tab w:val="left" w:pos="820"/>
+          <w:tab w:val="left" w:pos="821"/>
+        </w:tabs>
+        <w:spacing w:after="0" w:line="276" w:lineRule="auto"/>
+        <w:ind w:left="0"/>
+        <w:rPr>
+          <w:color w:val="000000"/>
+          <w:sz w:val="24"/>
+          <w:szCs w:val="24"/>
+        </w:rPr>
+      </w:pPr>
+      <w:r>
+        <w:rPr>
+          <w:color w:val="000000"/>
+          <w:sz w:val="24"/>
+          <w:szCs w:val="24"/>
+        </w:rPr>
+        <w:t xml:space="preserve">· Trabajé con </w:t>
+      </w:r>
+      <w:proofErr w:type="spellStart"/>
+      <w:r>
+        <w:rPr>
+          <w:color w:val="000000"/>
+          <w:sz w:val="24"/>
+          <w:szCs w:val="24"/>
+        </w:rPr>
+        <w:t>Javaee</w:t>
+      </w:r>
+      <w:proofErr w:type="spellEnd"/>
+      <w:r>
+        <w:rPr>
+          <w:color w:val="000000"/>
+          <w:sz w:val="24"/>
+          <w:szCs w:val="24"/>
+        </w:rPr>
         <w:t xml:space="preserve">, </w:t>
       </w:r>
-      <w:r>
-        <w:rPr>
-          <w:color w:val="000000"/>
-          <w:sz w:val="24"/>
-          <w:szCs w:val="24"/>
-        </w:rPr>
-        <w:t>JavaScript</w:t>
-      </w:r>
-      <w:r>
-        <w:rPr>
-          <w:color w:val="000000"/>
-          <w:sz w:val="24"/>
-          <w:szCs w:val="24"/>
-        </w:rPr>
-        <w:t>, C#.</w:t>
-      </w:r>
-    </w:p>
-    <w:p>
-      <w:pPr>
-        <w:tabs>
-          <w:tab w:val="left" w:pos="820"/>
-          <w:tab w:val="left" w:pos="821"/>
-        </w:tabs>
-        <w:spacing w:after="0" w:line="276" w:lineRule="auto"/>
-        <w:ind w:left="0"/>
-        <w:rPr>
-          <w:color w:val="000000"/>
-          <w:sz w:val="24"/>
-          <w:szCs w:val="24"/>
-        </w:rPr>
-      </w:pPr>
-      <w:r>
-        <w:rPr>
-          <w:color w:val="000000"/>
-          <w:sz w:val="24"/>
-          <w:szCs w:val="24"/>
-        </w:rPr>
-        <w:t xml:space="preserve">· Desarrollé interfaces responsive e integré API </w:t>
-      </w:r>
-      <w:proofErr w:type="spellStart"/>
-      <w:r>
-        <w:rPr>
-          <w:color w:val="000000"/>
-          <w:sz w:val="24"/>
-          <w:szCs w:val="24"/>
-        </w:rPr>
-        <w:t>RESTful</w:t>
-      </w:r>
-      <w:proofErr w:type="spellEnd"/>
-      <w:r>
-        <w:rPr>
-          <w:color w:val="000000"/>
-          <w:sz w:val="24"/>
-          <w:szCs w:val="24"/>
-        </w:rPr>
-        <w:t xml:space="preserve"> para soluciones escalables.</w:t>
-      </w:r>
-    </w:p>
-    <w:p>
-      <w:pPr>
-        <w:tabs>
-          <w:tab w:val="left" w:pos="820"/>
-          <w:tab w:val="left" w:pos="821"/>
-        </w:tabs>
-        <w:spacing w:after="0" w:line="276" w:lineRule="auto"/>
-        <w:ind w:left="0"/>
-        <w:rPr>
-          <w:color w:val="000000"/>
-          <w:sz w:val="24"/>
-          <w:szCs w:val="24"/>
-        </w:rPr>
-      </w:pPr>
-      <w:r>
-        <w:rPr>
-          <w:color w:val="000000"/>
-          <w:sz w:val="24"/>
-          <w:szCs w:val="24"/>
-        </w:rPr>
-        <w:lastRenderedPageBreak/>
-        <w:t>· Desarrollé componentes dinámicos activados por datos con JavaScript y lógica basada en API, lo que permitió que el contenido se actualizará en tiempo real según el contexto del usuario.</w:t>
-      </w:r>
-    </w:p>
-    <w:p>
-      <w:pPr>
-        <w:tabs>
-          <w:tab w:val="left" w:pos="820"/>
-          <w:tab w:val="left" w:pos="821"/>
-        </w:tabs>
-        <w:spacing w:after="0" w:line="276" w:lineRule="auto"/>
-        <w:ind w:left="0"/>
-        <w:rPr>
-          <w:color w:val="000000"/>
-          <w:sz w:val="24"/>
-          <w:szCs w:val="24"/>
-        </w:rPr>
-      </w:pPr>
-      <w:r>
-        <w:rPr>
-          <w:color w:val="000000"/>
-          <w:sz w:val="24"/>
-          <w:szCs w:val="24"/>
-        </w:rPr>
-        <w:t>· Diseñe e implementé paneles de administración personalizados para una gestión eficiente de los datos de los clientes.</w:t>
-      </w:r>
-    </w:p>
-    <w:p>
-      <w:pPr>
-        <w:tabs>
-          <w:tab w:val="left" w:pos="820"/>
-          <w:tab w:val="left" w:pos="821"/>
-        </w:tabs>
-        <w:spacing w:after="0" w:line="276" w:lineRule="auto"/>
-        <w:ind w:left="0"/>
-        <w:rPr>
-          <w:color w:val="000000"/>
-          <w:sz w:val="24"/>
-          <w:szCs w:val="24"/>
-        </w:rPr>
-      </w:pPr>
-      <w:r>
-        <w:rPr>
-          <w:color w:val="000000"/>
-          <w:sz w:val="24"/>
-          <w:szCs w:val="24"/>
-        </w:rPr>
-        <w:t xml:space="preserve">· Traduje </w:t>
-      </w:r>
-      <w:r>
-        <w:rPr>
-          <w:color w:val="000000"/>
-          <w:sz w:val="24"/>
-          <w:szCs w:val="24"/>
-        </w:rPr>
-        <w:t>cree</w:t>
-      </w:r>
-      <w:r>
-        <w:rPr>
-          <w:color w:val="000000"/>
-          <w:sz w:val="24"/>
-          <w:szCs w:val="24"/>
-        </w:rPr>
-        <w:t xml:space="preserve"> componentes de interfaz de usuario reutilizables y responsivos, incluyendo el desarrollo estratégico de </w:t>
-      </w:r>
-      <w:r>
-        <w:rPr>
-          <w:color w:val="000000"/>
-          <w:sz w:val="24"/>
-          <w:szCs w:val="24"/>
-        </w:rPr>
-        <w:t>componentes de software.</w:t>
+      <w:proofErr w:type="spellStart"/>
+      <w:r>
+        <w:rPr>
+          <w:color w:val="000000"/>
+          <w:sz w:val="24"/>
+          <w:szCs w:val="24"/>
+        </w:rPr>
+        <w:t>javascript</w:t>
+      </w:r>
+      <w:proofErr w:type="spellEnd"/>
+      <w:r>
+        <w:rPr>
+          <w:color w:val="000000"/>
+          <w:sz w:val="24"/>
+          <w:szCs w:val="24"/>
+        </w:rPr>
+        <w:t xml:space="preserve">, </w:t>
+      </w:r>
+      <w:proofErr w:type="spellStart"/>
+      <w:r>
+        <w:rPr>
+          <w:color w:val="000000"/>
+          <w:sz w:val="24"/>
+          <w:szCs w:val="24"/>
+        </w:rPr>
+        <w:t>weblogic</w:t>
+      </w:r>
+      <w:proofErr w:type="spellEnd"/>
+      <w:r>
+        <w:rPr>
+          <w:color w:val="000000"/>
+          <w:sz w:val="24"/>
+          <w:szCs w:val="24"/>
+        </w:rPr>
+        <w:t xml:space="preserve">, en componente </w:t>
+      </w:r>
+      <w:proofErr w:type="spellStart"/>
+      <w:r>
+        <w:rPr>
+          <w:color w:val="000000"/>
+          <w:sz w:val="24"/>
+          <w:szCs w:val="24"/>
+        </w:rPr>
+        <w:t>mildeware</w:t>
+      </w:r>
+      <w:proofErr w:type="spellEnd"/>
+      <w:r>
+        <w:rPr>
+          <w:color w:val="000000"/>
+          <w:sz w:val="24"/>
+          <w:szCs w:val="24"/>
+        </w:rPr>
+        <w:t xml:space="preserve"> de aprobación de créditos personales, proyecto venta cruzada, para generar orden de descuento de forma temprana con Jasper </w:t>
+      </w:r>
+      <w:proofErr w:type="spellStart"/>
+      <w:r>
+        <w:rPr>
+          <w:color w:val="000000"/>
+          <w:sz w:val="24"/>
+          <w:szCs w:val="24"/>
+        </w:rPr>
+        <w:t>reports</w:t>
+      </w:r>
+      <w:proofErr w:type="spellEnd"/>
+      <w:r>
+        <w:rPr>
+          <w:color w:val="000000"/>
+          <w:sz w:val="24"/>
+          <w:szCs w:val="24"/>
+        </w:rPr>
+        <w:t>.</w:t>
+      </w:r>
+    </w:p>
+    <w:p>
+      <w:pPr>
+        <w:tabs>
+          <w:tab w:val="left" w:pos="820"/>
+          <w:tab w:val="left" w:pos="821"/>
+        </w:tabs>
+        <w:spacing w:after="0" w:line="276" w:lineRule="auto"/>
+        <w:ind w:left="0"/>
+        <w:rPr>
+          <w:color w:val="000000"/>
+          <w:sz w:val="24"/>
+          <w:szCs w:val="24"/>
+        </w:rPr>
+      </w:pPr>
+      <w:r>
+        <w:rPr>
+          <w:color w:val="000000"/>
+          <w:sz w:val="24"/>
+          <w:szCs w:val="24"/>
+        </w:rPr>
+        <w:t xml:space="preserve">. </w:t>
+      </w:r>
+      <w:proofErr w:type="spellStart"/>
+      <w:r>
+        <w:rPr>
+          <w:color w:val="000000"/>
+          <w:sz w:val="24"/>
+          <w:szCs w:val="24"/>
+        </w:rPr>
+        <w:t>Javavee</w:t>
+      </w:r>
+      <w:proofErr w:type="spellEnd"/>
+      <w:r>
+        <w:rPr>
+          <w:color w:val="000000"/>
+          <w:sz w:val="24"/>
+          <w:szCs w:val="24"/>
+        </w:rPr>
+        <w:t xml:space="preserve"> para mantener </w:t>
+      </w:r>
+      <w:proofErr w:type="spellStart"/>
+      <w:r>
+        <w:rPr>
+          <w:color w:val="000000"/>
+          <w:sz w:val="24"/>
+          <w:szCs w:val="24"/>
+        </w:rPr>
+        <w:t>mildeware</w:t>
+      </w:r>
+      <w:proofErr w:type="spellEnd"/>
+      <w:r>
+        <w:rPr>
+          <w:color w:val="000000"/>
+          <w:sz w:val="24"/>
+          <w:szCs w:val="24"/>
+        </w:rPr>
+        <w:t xml:space="preserve"> de transferencia de efectivo entre clientes transfer 365.</w:t>
+      </w:r>
+    </w:p>
+    <w:p>
+      <w:pPr>
+        <w:tabs>
+          <w:tab w:val="left" w:pos="820"/>
+          <w:tab w:val="left" w:pos="821"/>
+        </w:tabs>
+        <w:spacing w:after="0" w:line="276" w:lineRule="auto"/>
+        <w:ind w:left="0"/>
+        <w:rPr>
+          <w:color w:val="000000"/>
+          <w:sz w:val="24"/>
+          <w:szCs w:val="24"/>
+        </w:rPr>
+      </w:pPr>
+      <w:r>
+        <w:rPr>
+          <w:color w:val="000000"/>
+          <w:sz w:val="24"/>
+          <w:szCs w:val="24"/>
+        </w:rPr>
+        <w:t xml:space="preserve">. otros proyectos en el que </w:t>
+      </w:r>
+      <w:proofErr w:type="spellStart"/>
+      <w:r>
+        <w:rPr>
+          <w:color w:val="000000"/>
+          <w:sz w:val="24"/>
+          <w:szCs w:val="24"/>
+        </w:rPr>
+        <w:t>consumi</w:t>
+      </w:r>
+      <w:proofErr w:type="spellEnd"/>
+      <w:r>
+        <w:rPr>
+          <w:color w:val="000000"/>
+          <w:sz w:val="24"/>
+          <w:szCs w:val="24"/>
+        </w:rPr>
+        <w:t xml:space="preserve"> api de almacenamiento de documentos </w:t>
+      </w:r>
+      <w:proofErr w:type="spellStart"/>
+      <w:r>
+        <w:rPr>
+          <w:color w:val="000000"/>
+          <w:sz w:val="24"/>
+          <w:szCs w:val="24"/>
+        </w:rPr>
+        <w:t>onBase</w:t>
+      </w:r>
+      <w:proofErr w:type="spellEnd"/>
+      <w:r>
+        <w:rPr>
+          <w:color w:val="000000"/>
+          <w:sz w:val="24"/>
+          <w:szCs w:val="24"/>
+        </w:rPr>
+        <w:t xml:space="preserve">, y componentes java propios de la institución, consumo de colas con respuestas </w:t>
+      </w:r>
+      <w:proofErr w:type="spellStart"/>
+      <w:r>
+        <w:rPr>
+          <w:color w:val="000000"/>
+          <w:sz w:val="24"/>
+          <w:szCs w:val="24"/>
+        </w:rPr>
+        <w:t>xml</w:t>
+      </w:r>
+      <w:proofErr w:type="spellEnd"/>
+      <w:r>
+        <w:rPr>
+          <w:color w:val="000000"/>
+          <w:sz w:val="24"/>
+          <w:szCs w:val="24"/>
+        </w:rPr>
+        <w:t xml:space="preserve"> y tramas planas desde as400, y uso de </w:t>
+      </w:r>
+      <w:proofErr w:type="spellStart"/>
+      <w:r>
+        <w:rPr>
+          <w:color w:val="000000"/>
+          <w:sz w:val="24"/>
+          <w:szCs w:val="24"/>
+        </w:rPr>
+        <w:t>orcle</w:t>
+      </w:r>
+      <w:proofErr w:type="spellEnd"/>
+      <w:r>
+        <w:rPr>
+          <w:color w:val="000000"/>
+          <w:sz w:val="24"/>
+          <w:szCs w:val="24"/>
+        </w:rPr>
+        <w:t xml:space="preserve"> data base.</w:t>
+      </w:r>
+    </w:p>
+    <w:p>
+      <w:pPr>
+        <w:tabs>
+          <w:tab w:val="left" w:pos="820"/>
+          <w:tab w:val="left" w:pos="821"/>
+        </w:tabs>
+        <w:spacing w:after="0" w:line="276" w:lineRule="auto"/>
+        <w:ind w:left="0"/>
+        <w:rPr>
+          <w:color w:val="000000"/>
+          <w:sz w:val="24"/>
+          <w:szCs w:val="24"/>
+        </w:rPr>
+      </w:pPr>
+    </w:p>
+    <w:p>
+      <w:pPr>
+        <w:tabs>
+          <w:tab w:val="left" w:pos="820"/>
+          <w:tab w:val="left" w:pos="821"/>
+        </w:tabs>
+        <w:spacing w:after="0" w:line="276" w:lineRule="auto"/>
+        <w:ind w:left="0"/>
+        <w:rPr>
+          <w:color w:val="000000"/>
+          <w:sz w:val="24"/>
+          <w:szCs w:val="24"/>
+        </w:rPr>
+      </w:pPr>
+    </w:p>
+    <w:p>
+      <w:pPr>
+        <w:tabs>
+          <w:tab w:val="left" w:pos="820"/>
+          <w:tab w:val="left" w:pos="821"/>
+        </w:tabs>
+        <w:spacing w:after="0" w:line="276" w:lineRule="auto"/>
+        <w:ind w:left="0"/>
+        <w:rPr>
+          <w:color w:val="000000"/>
+          <w:sz w:val="24"/>
+          <w:szCs w:val="24"/>
+          <w:lang w:val="es-SV"/>
+        </w:rPr>
+      </w:pPr>
+      <w:r>
+        <w:rPr>
+          <w:color w:val="000000"/>
+          <w:sz w:val="24"/>
+          <w:szCs w:val="24"/>
+          <w:lang w:val="es-SV"/>
+        </w:rPr>
+        <w:t>Java e IME</w:t>
+      </w:r>
+      <w:r>
+        <w:rPr>
+          <w:color w:val="000000"/>
+          <w:sz w:val="24"/>
+          <w:szCs w:val="24"/>
+          <w:lang w:val="es-SV"/>
+        </w:rPr>
+        <w:t xml:space="preserve"> Developer</w:t>
+      </w:r>
+    </w:p>
+    <w:p>
+      <w:pPr>
+        <w:tabs>
+          <w:tab w:val="left" w:pos="820"/>
+          <w:tab w:val="left" w:pos="821"/>
+        </w:tabs>
+        <w:spacing w:after="0" w:line="276" w:lineRule="auto"/>
+        <w:ind w:left="0"/>
+        <w:rPr>
+          <w:color w:val="000000"/>
+          <w:sz w:val="24"/>
+          <w:szCs w:val="24"/>
+          <w:lang w:val="es-SV"/>
+        </w:rPr>
+      </w:pPr>
+      <w:r>
+        <w:rPr>
+          <w:color w:val="000000"/>
+          <w:sz w:val="24"/>
+          <w:szCs w:val="24"/>
+          <w:lang w:val="es-SV"/>
+        </w:rPr>
+        <w:t>Claro</w:t>
+      </w:r>
+      <w:r>
+        <w:rPr>
+          <w:color w:val="000000"/>
+          <w:sz w:val="24"/>
+          <w:szCs w:val="24"/>
+          <w:lang w:val="es-SV"/>
+        </w:rPr>
+        <w:t xml:space="preserve"> | </w:t>
+      </w:r>
+      <w:r>
+        <w:rPr>
+          <w:color w:val="000000"/>
+          <w:sz w:val="24"/>
+          <w:szCs w:val="24"/>
+          <w:lang w:val="es-SV"/>
+        </w:rPr>
+        <w:t>Octubre</w:t>
+      </w:r>
+      <w:r>
+        <w:rPr>
+          <w:color w:val="000000"/>
+          <w:sz w:val="24"/>
+          <w:szCs w:val="24"/>
+          <w:lang w:val="es-SV"/>
+        </w:rPr>
+        <w:t xml:space="preserve"> </w:t>
+      </w:r>
+      <w:r>
+        <w:rPr>
+          <w:color w:val="000000"/>
+          <w:sz w:val="24"/>
+          <w:szCs w:val="24"/>
+          <w:lang w:val="es-SV"/>
+        </w:rPr>
+        <w:t>2019</w:t>
+      </w:r>
+      <w:r>
+        <w:rPr>
+          <w:color w:val="000000"/>
+          <w:sz w:val="24"/>
+          <w:szCs w:val="24"/>
+          <w:lang w:val="es-SV"/>
+        </w:rPr>
+        <w:t xml:space="preserve"> - </w:t>
+      </w:r>
+      <w:r>
+        <w:rPr>
+          <w:color w:val="000000"/>
+          <w:sz w:val="24"/>
+          <w:szCs w:val="24"/>
+          <w:lang w:val="es-SV"/>
+        </w:rPr>
+        <w:t>Febrero</w:t>
+      </w:r>
+      <w:r>
+        <w:rPr>
+          <w:color w:val="000000"/>
+          <w:sz w:val="24"/>
+          <w:szCs w:val="24"/>
+          <w:lang w:val="es-SV"/>
+        </w:rPr>
+        <w:t xml:space="preserve"> </w:t>
+      </w:r>
+      <w:r>
+        <w:rPr>
+          <w:color w:val="000000"/>
+          <w:sz w:val="24"/>
+          <w:szCs w:val="24"/>
+          <w:lang w:val="es-SV"/>
+        </w:rPr>
+        <w:t>2020</w:t>
+      </w:r>
+    </w:p>
+    <w:p>
+      <w:pPr>
+        <w:tabs>
+          <w:tab w:val="left" w:pos="820"/>
+          <w:tab w:val="left" w:pos="821"/>
+        </w:tabs>
+        <w:spacing w:after="0" w:line="276" w:lineRule="auto"/>
+        <w:ind w:left="0"/>
+        <w:rPr>
+          <w:color w:val="000000"/>
+          <w:sz w:val="24"/>
+          <w:szCs w:val="24"/>
+        </w:rPr>
+      </w:pPr>
+      <w:r>
+        <w:rPr>
+          <w:color w:val="000000"/>
+          <w:sz w:val="24"/>
+          <w:szCs w:val="24"/>
+        </w:rPr>
+        <w:t xml:space="preserve">· Trabaje con IME, basado en c, para procesar tráfico de desde radio bases hacia </w:t>
+      </w:r>
+      <w:proofErr w:type="spellStart"/>
+      <w:r>
+        <w:rPr>
+          <w:color w:val="000000"/>
+          <w:sz w:val="24"/>
+          <w:szCs w:val="24"/>
+        </w:rPr>
+        <w:t>filesystems</w:t>
+      </w:r>
+      <w:proofErr w:type="spellEnd"/>
+      <w:r>
+        <w:rPr>
+          <w:color w:val="000000"/>
+          <w:sz w:val="24"/>
+          <w:szCs w:val="24"/>
+        </w:rPr>
+        <w:t xml:space="preserve"> requeridos, documentación de todo el </w:t>
+      </w:r>
+      <w:proofErr w:type="spellStart"/>
+      <w:r>
+        <w:rPr>
+          <w:color w:val="000000"/>
+          <w:sz w:val="24"/>
+          <w:szCs w:val="24"/>
+        </w:rPr>
+        <w:t>trafico</w:t>
+      </w:r>
+      <w:proofErr w:type="spellEnd"/>
+      <w:r>
+        <w:rPr>
+          <w:color w:val="000000"/>
+          <w:sz w:val="24"/>
+          <w:szCs w:val="24"/>
+        </w:rPr>
+        <w:t xml:space="preserve"> a nivel nacional.</w:t>
+      </w:r>
+    </w:p>
+    <w:p>
+      <w:pPr>
+        <w:tabs>
+          <w:tab w:val="left" w:pos="820"/>
+          <w:tab w:val="left" w:pos="821"/>
+        </w:tabs>
+        <w:spacing w:after="0" w:line="276" w:lineRule="auto"/>
+        <w:ind w:left="0"/>
+        <w:rPr>
+          <w:color w:val="000000"/>
+          <w:sz w:val="24"/>
+          <w:szCs w:val="24"/>
+        </w:rPr>
+      </w:pPr>
+      <w:r>
+        <w:rPr>
+          <w:color w:val="000000"/>
+          <w:sz w:val="24"/>
+          <w:szCs w:val="24"/>
+        </w:rPr>
+        <w:t xml:space="preserve">. Trabaje con java swing escritorio para guardar y convertir masivamente la documentación de IME desde archivos Word a </w:t>
+      </w:r>
+      <w:proofErr w:type="spellStart"/>
+      <w:r>
+        <w:rPr>
+          <w:color w:val="000000"/>
+          <w:sz w:val="24"/>
+          <w:szCs w:val="24"/>
+        </w:rPr>
+        <w:t>pdf</w:t>
+      </w:r>
+      <w:proofErr w:type="spellEnd"/>
+      <w:r>
+        <w:rPr>
+          <w:color w:val="000000"/>
+          <w:sz w:val="24"/>
+          <w:szCs w:val="24"/>
+        </w:rPr>
+        <w:t>.</w:t>
+      </w:r>
+    </w:p>
+    <w:p>
+      <w:pPr>
+        <w:tabs>
+          <w:tab w:val="left" w:pos="820"/>
+          <w:tab w:val="left" w:pos="821"/>
+        </w:tabs>
+        <w:spacing w:after="0" w:line="276" w:lineRule="auto"/>
+        <w:ind w:left="0"/>
+        <w:rPr>
+          <w:color w:val="000000"/>
+          <w:sz w:val="24"/>
+          <w:szCs w:val="24"/>
+        </w:rPr>
+      </w:pPr>
+      <w:r>
+        <w:rPr>
+          <w:color w:val="000000"/>
+          <w:sz w:val="24"/>
+          <w:szCs w:val="24"/>
+        </w:rPr>
+        <w:t xml:space="preserve">. Java </w:t>
+      </w:r>
+      <w:proofErr w:type="spellStart"/>
+      <w:r>
+        <w:rPr>
+          <w:color w:val="000000"/>
+          <w:sz w:val="24"/>
+          <w:szCs w:val="24"/>
+        </w:rPr>
+        <w:t>Adf</w:t>
+      </w:r>
+      <w:proofErr w:type="spellEnd"/>
+      <w:r>
+        <w:rPr>
+          <w:color w:val="000000"/>
+          <w:sz w:val="24"/>
+          <w:szCs w:val="24"/>
+        </w:rPr>
+        <w:t xml:space="preserve">, Oracle y </w:t>
+      </w:r>
+      <w:proofErr w:type="spellStart"/>
+      <w:r>
+        <w:rPr>
+          <w:color w:val="000000"/>
+          <w:sz w:val="24"/>
+          <w:szCs w:val="24"/>
+        </w:rPr>
+        <w:t>weblogic</w:t>
+      </w:r>
+      <w:proofErr w:type="spellEnd"/>
+      <w:r>
+        <w:rPr>
+          <w:color w:val="000000"/>
+          <w:sz w:val="24"/>
+          <w:szCs w:val="24"/>
+        </w:rPr>
+        <w:t xml:space="preserve"> para consumir api de aprovisionamiento de activación de servicios de telecomunicaciones para clientes finales.</w:t>
+      </w:r>
+    </w:p>
+    <w:p>
+      <w:pPr>
+        <w:tabs>
+          <w:tab w:val="left" w:pos="820"/>
+          <w:tab w:val="left" w:pos="821"/>
+        </w:tabs>
+        <w:spacing w:after="0" w:line="276" w:lineRule="auto"/>
+        <w:ind w:left="0"/>
+        <w:rPr>
+          <w:color w:val="000000"/>
+          <w:sz w:val="24"/>
+          <w:szCs w:val="24"/>
+        </w:rPr>
+      </w:pPr>
+    </w:p>
+    <w:p>
+      <w:pPr>
+        <w:tabs>
+          <w:tab w:val="left" w:pos="820"/>
+          <w:tab w:val="left" w:pos="821"/>
+        </w:tabs>
+        <w:spacing w:after="0" w:line="276" w:lineRule="auto"/>
+        <w:ind w:left="0"/>
+        <w:rPr>
+          <w:color w:val="000000"/>
+          <w:sz w:val="24"/>
+          <w:szCs w:val="24"/>
+        </w:rPr>
+      </w:pPr>
+    </w:p>
+    <w:p>
+      <w:pPr>
+        <w:tabs>
+          <w:tab w:val="left" w:pos="820"/>
+          <w:tab w:val="left" w:pos="821"/>
+        </w:tabs>
+        <w:spacing w:after="0" w:line="276" w:lineRule="auto"/>
+        <w:ind w:left="0"/>
+        <w:rPr>
+          <w:color w:val="000000"/>
+          <w:sz w:val="24"/>
+          <w:szCs w:val="24"/>
+          <w:lang w:val="es-SV"/>
+        </w:rPr>
+      </w:pPr>
+      <w:r>
+        <w:rPr>
+          <w:color w:val="000000"/>
+          <w:sz w:val="24"/>
+          <w:szCs w:val="24"/>
+          <w:lang w:val="es-SV"/>
+        </w:rPr>
+        <w:t>Instructor Java</w:t>
+      </w:r>
+    </w:p>
+    <w:p>
+      <w:pPr>
+        <w:tabs>
+          <w:tab w:val="left" w:pos="820"/>
+          <w:tab w:val="left" w:pos="821"/>
+        </w:tabs>
+        <w:spacing w:after="0" w:line="276" w:lineRule="auto"/>
+        <w:ind w:left="0"/>
+        <w:rPr>
+          <w:color w:val="000000"/>
+          <w:sz w:val="24"/>
+          <w:szCs w:val="24"/>
+          <w:lang w:val="es-SV"/>
+        </w:rPr>
+      </w:pPr>
+      <w:r>
+        <w:rPr>
+          <w:color w:val="000000"/>
+          <w:sz w:val="24"/>
+          <w:szCs w:val="24"/>
+          <w:lang w:val="es-SV"/>
+        </w:rPr>
+        <w:t>Universidad Salvadoreña Alberto Masferrer</w:t>
+      </w:r>
+      <w:r>
+        <w:rPr>
+          <w:color w:val="000000"/>
+          <w:sz w:val="24"/>
+          <w:szCs w:val="24"/>
+          <w:lang w:val="es-SV"/>
+        </w:rPr>
+        <w:t xml:space="preserve"> | </w:t>
+      </w:r>
+      <w:r>
+        <w:rPr>
+          <w:color w:val="000000"/>
+          <w:sz w:val="24"/>
+          <w:szCs w:val="24"/>
+          <w:lang w:val="es-SV"/>
+        </w:rPr>
+        <w:t>Mayo</w:t>
+      </w:r>
+      <w:r>
+        <w:rPr>
+          <w:color w:val="000000"/>
+          <w:sz w:val="24"/>
+          <w:szCs w:val="24"/>
+          <w:lang w:val="es-SV"/>
+        </w:rPr>
+        <w:t xml:space="preserve"> </w:t>
+      </w:r>
+      <w:r>
+        <w:rPr>
+          <w:color w:val="000000"/>
+          <w:sz w:val="24"/>
+          <w:szCs w:val="24"/>
+          <w:lang w:val="es-SV"/>
+        </w:rPr>
+        <w:t>2019</w:t>
+      </w:r>
+      <w:r>
+        <w:rPr>
+          <w:color w:val="000000"/>
+          <w:sz w:val="24"/>
+          <w:szCs w:val="24"/>
+          <w:lang w:val="es-SV"/>
+        </w:rPr>
+        <w:t xml:space="preserve"> - </w:t>
+      </w:r>
+      <w:r>
+        <w:rPr>
+          <w:color w:val="000000"/>
+          <w:sz w:val="24"/>
+          <w:szCs w:val="24"/>
+          <w:lang w:val="es-SV"/>
+        </w:rPr>
+        <w:t>Julio</w:t>
+      </w:r>
+      <w:r>
+        <w:rPr>
+          <w:color w:val="000000"/>
+          <w:sz w:val="24"/>
+          <w:szCs w:val="24"/>
+          <w:lang w:val="es-SV"/>
+        </w:rPr>
+        <w:t xml:space="preserve"> </w:t>
+      </w:r>
+      <w:r>
+        <w:rPr>
+          <w:color w:val="000000"/>
+          <w:sz w:val="24"/>
+          <w:szCs w:val="24"/>
+          <w:lang w:val="es-SV"/>
+        </w:rPr>
+        <w:t>2019</w:t>
+      </w:r>
+    </w:p>
+    <w:p>
+      <w:pPr>
+        <w:tabs>
+          <w:tab w:val="left" w:pos="820"/>
+          <w:tab w:val="left" w:pos="821"/>
+        </w:tabs>
+        <w:spacing w:after="0" w:line="276" w:lineRule="auto"/>
+        <w:ind w:left="0"/>
+        <w:rPr>
+          <w:color w:val="000000"/>
+          <w:sz w:val="24"/>
+          <w:szCs w:val="24"/>
+        </w:rPr>
+      </w:pPr>
+      <w:r>
+        <w:rPr>
+          <w:color w:val="000000"/>
+          <w:sz w:val="24"/>
+          <w:szCs w:val="24"/>
+        </w:rPr>
+        <w:t xml:space="preserve">· Tutor para grupos de 48 estudiantes, programa auspiciado por </w:t>
+      </w:r>
+      <w:proofErr w:type="spellStart"/>
+      <w:r>
+        <w:rPr>
+          <w:color w:val="000000"/>
+          <w:sz w:val="24"/>
+          <w:szCs w:val="24"/>
+        </w:rPr>
+        <w:t>ong</w:t>
+      </w:r>
+      <w:proofErr w:type="spellEnd"/>
+      <w:r>
+        <w:rPr>
+          <w:color w:val="000000"/>
+          <w:sz w:val="24"/>
+          <w:szCs w:val="24"/>
+        </w:rPr>
+        <w:t xml:space="preserve"> USAID, utilizando visual </w:t>
+      </w:r>
+      <w:proofErr w:type="spellStart"/>
+      <w:r>
+        <w:rPr>
+          <w:color w:val="000000"/>
+          <w:sz w:val="24"/>
+          <w:szCs w:val="24"/>
+        </w:rPr>
+        <w:t>studio</w:t>
+      </w:r>
+      <w:proofErr w:type="spellEnd"/>
+      <w:r>
+        <w:rPr>
+          <w:color w:val="000000"/>
+          <w:sz w:val="24"/>
+          <w:szCs w:val="24"/>
+        </w:rPr>
+        <w:t xml:space="preserve"> </w:t>
+      </w:r>
+      <w:proofErr w:type="spellStart"/>
+      <w:r>
+        <w:rPr>
+          <w:color w:val="000000"/>
+          <w:sz w:val="24"/>
+          <w:szCs w:val="24"/>
+        </w:rPr>
+        <w:t>team</w:t>
+      </w:r>
+      <w:proofErr w:type="spellEnd"/>
+      <w:r>
+        <w:rPr>
+          <w:color w:val="000000"/>
+          <w:sz w:val="24"/>
+          <w:szCs w:val="24"/>
+        </w:rPr>
+        <w:t xml:space="preserve"> </w:t>
+      </w:r>
+      <w:proofErr w:type="spellStart"/>
+      <w:r>
+        <w:rPr>
+          <w:color w:val="000000"/>
+          <w:sz w:val="24"/>
+          <w:szCs w:val="24"/>
+        </w:rPr>
+        <w:t>foundation</w:t>
+      </w:r>
+      <w:proofErr w:type="spellEnd"/>
+      <w:r>
+        <w:rPr>
+          <w:color w:val="000000"/>
+          <w:sz w:val="24"/>
+          <w:szCs w:val="24"/>
+        </w:rPr>
+        <w:t xml:space="preserve"> para asignar tareas y clases de </w:t>
+      </w:r>
+      <w:proofErr w:type="spellStart"/>
+      <w:r>
+        <w:rPr>
+          <w:color w:val="000000"/>
+          <w:sz w:val="24"/>
+          <w:szCs w:val="24"/>
+        </w:rPr>
+        <w:t>javaee</w:t>
+      </w:r>
+      <w:proofErr w:type="spellEnd"/>
+      <w:r>
+        <w:rPr>
+          <w:color w:val="000000"/>
+          <w:sz w:val="24"/>
+          <w:szCs w:val="24"/>
+        </w:rPr>
+        <w:t xml:space="preserve"> y java </w:t>
+      </w:r>
+      <w:proofErr w:type="spellStart"/>
+      <w:r>
+        <w:rPr>
+          <w:color w:val="000000"/>
+          <w:sz w:val="24"/>
+          <w:szCs w:val="24"/>
+        </w:rPr>
+        <w:t>jsf</w:t>
+      </w:r>
+      <w:proofErr w:type="spellEnd"/>
+      <w:r>
+        <w:rPr>
+          <w:color w:val="000000"/>
+          <w:sz w:val="24"/>
+          <w:szCs w:val="24"/>
+        </w:rPr>
+        <w:t xml:space="preserve"> con </w:t>
+      </w:r>
+      <w:proofErr w:type="spellStart"/>
+      <w:r>
+        <w:rPr>
+          <w:color w:val="000000"/>
+          <w:sz w:val="24"/>
+          <w:szCs w:val="24"/>
+        </w:rPr>
+        <w:t>primefaces</w:t>
+      </w:r>
+      <w:proofErr w:type="spellEnd"/>
+      <w:r>
+        <w:rPr>
+          <w:color w:val="000000"/>
+          <w:sz w:val="24"/>
+          <w:szCs w:val="24"/>
+        </w:rPr>
+        <w:t xml:space="preserve"> como aplicaciones cliente servidor.</w:t>
       </w:r>
     </w:p>
     <w:p>
@@ -1292,221 +2113,7 @@
           <w:tab w:val="left" w:pos="821"/>
         </w:tabs>
         <w:spacing w:after="0" w:line="276" w:lineRule="auto"/>
-        <w:ind w:left="0"/>
-        <w:rPr>
-          <w:color w:val="000000"/>
-          <w:sz w:val="24"/>
-          <w:szCs w:val="24"/>
-          <w:lang w:val="es-SV"/>
-        </w:rPr>
-      </w:pPr>
-      <w:r>
-        <w:rPr>
-          <w:color w:val="000000"/>
-          <w:sz w:val="24"/>
-          <w:szCs w:val="24"/>
-          <w:lang w:val="es-SV"/>
-        </w:rPr>
-        <w:t>Fullstack Developer</w:t>
-      </w:r>
-    </w:p>
-    <w:p>
-      <w:pPr>
-        <w:tabs>
-          <w:tab w:val="left" w:pos="820"/>
-          <w:tab w:val="left" w:pos="821"/>
-        </w:tabs>
-        <w:spacing w:after="0" w:line="276" w:lineRule="auto"/>
-        <w:ind w:left="0"/>
-        <w:rPr>
-          <w:color w:val="000000"/>
-          <w:sz w:val="24"/>
-          <w:szCs w:val="24"/>
-          <w:lang w:val="es-SV"/>
-        </w:rPr>
-      </w:pPr>
-      <w:r>
-        <w:rPr>
-          <w:color w:val="000000"/>
-          <w:sz w:val="24"/>
-          <w:szCs w:val="24"/>
-          <w:lang w:val="es-SV"/>
-        </w:rPr>
-        <w:t>Banco Davivienda | Enero 202</w:t>
-      </w:r>
-      <w:r>
-        <w:rPr>
-          <w:color w:val="000000"/>
-          <w:sz w:val="24"/>
-          <w:szCs w:val="24"/>
-          <w:lang w:val="es-SV"/>
-        </w:rPr>
-        <w:t>2</w:t>
-      </w:r>
-      <w:r>
-        <w:rPr>
-          <w:color w:val="000000"/>
-          <w:sz w:val="24"/>
-          <w:szCs w:val="24"/>
-          <w:lang w:val="es-SV"/>
-        </w:rPr>
-        <w:t xml:space="preserve"> - Febrero 202</w:t>
-      </w:r>
-      <w:r>
-        <w:rPr>
-          <w:color w:val="000000"/>
-          <w:sz w:val="24"/>
-          <w:szCs w:val="24"/>
-          <w:lang w:val="es-SV"/>
-        </w:rPr>
-        <w:t>3</w:t>
-      </w:r>
-    </w:p>
-    <w:p>
-      <w:pPr>
-        <w:tabs>
-          <w:tab w:val="left" w:pos="820"/>
-          <w:tab w:val="left" w:pos="821"/>
-        </w:tabs>
-        <w:spacing w:after="0" w:line="276" w:lineRule="auto"/>
-        <w:ind w:left="0"/>
-        <w:rPr>
-          <w:color w:val="000000"/>
-          <w:sz w:val="24"/>
-          <w:szCs w:val="24"/>
-        </w:rPr>
-      </w:pPr>
-      <w:r>
-        <w:rPr>
-          <w:color w:val="000000"/>
-          <w:sz w:val="24"/>
-          <w:szCs w:val="24"/>
-        </w:rPr>
-        <w:t xml:space="preserve">· </w:t>
-      </w:r>
-      <w:r>
-        <w:rPr>
-          <w:color w:val="000000"/>
-          <w:sz w:val="24"/>
-          <w:szCs w:val="24"/>
-        </w:rPr>
-        <w:t>Trabaj</w:t>
-      </w:r>
-      <w:r>
-        <w:rPr>
-          <w:color w:val="000000"/>
-          <w:sz w:val="24"/>
-          <w:szCs w:val="24"/>
-        </w:rPr>
-        <w:t>é</w:t>
-      </w:r>
-      <w:r>
-        <w:rPr>
-          <w:color w:val="000000"/>
-          <w:sz w:val="24"/>
-          <w:szCs w:val="24"/>
-        </w:rPr>
-        <w:t xml:space="preserve"> con </w:t>
-      </w:r>
-      <w:proofErr w:type="spellStart"/>
-      <w:r>
-        <w:rPr>
-          <w:color w:val="000000"/>
-          <w:sz w:val="24"/>
-          <w:szCs w:val="24"/>
-        </w:rPr>
-        <w:t>Javaee</w:t>
-      </w:r>
-      <w:proofErr w:type="spellEnd"/>
-      <w:r>
-        <w:rPr>
-          <w:color w:val="000000"/>
-          <w:sz w:val="24"/>
-          <w:szCs w:val="24"/>
-        </w:rPr>
-        <w:t xml:space="preserve">, </w:t>
-      </w:r>
-      <w:proofErr w:type="spellStart"/>
-      <w:r>
-        <w:rPr>
-          <w:color w:val="000000"/>
-          <w:sz w:val="24"/>
-          <w:szCs w:val="24"/>
-        </w:rPr>
-        <w:t>javascript</w:t>
-      </w:r>
-      <w:proofErr w:type="spellEnd"/>
-      <w:r>
-        <w:rPr>
-          <w:color w:val="000000"/>
-          <w:sz w:val="24"/>
-          <w:szCs w:val="24"/>
-        </w:rPr>
-        <w:t xml:space="preserve">, </w:t>
-      </w:r>
-      <w:proofErr w:type="spellStart"/>
-      <w:r>
-        <w:rPr>
-          <w:color w:val="000000"/>
-          <w:sz w:val="24"/>
-          <w:szCs w:val="24"/>
-        </w:rPr>
-        <w:t>weblogic</w:t>
-      </w:r>
-      <w:proofErr w:type="spellEnd"/>
-      <w:r>
-        <w:rPr>
-          <w:color w:val="000000"/>
-          <w:sz w:val="24"/>
-          <w:szCs w:val="24"/>
-        </w:rPr>
-        <w:t xml:space="preserve">, en componente </w:t>
-      </w:r>
-      <w:proofErr w:type="spellStart"/>
-      <w:r>
-        <w:rPr>
-          <w:color w:val="000000"/>
-          <w:sz w:val="24"/>
-          <w:szCs w:val="24"/>
-        </w:rPr>
-        <w:t>mildeware</w:t>
-      </w:r>
-      <w:proofErr w:type="spellEnd"/>
-      <w:r>
-        <w:rPr>
-          <w:color w:val="000000"/>
-          <w:sz w:val="24"/>
-          <w:szCs w:val="24"/>
-        </w:rPr>
-        <w:t xml:space="preserve"> de aprobación de créditos personales, proyecto venta cruzada, para generar orden de descuento de forma temprana con Jasper </w:t>
-      </w:r>
-      <w:proofErr w:type="spellStart"/>
-      <w:r>
-        <w:rPr>
-          <w:color w:val="000000"/>
-          <w:sz w:val="24"/>
-          <w:szCs w:val="24"/>
-        </w:rPr>
-        <w:t>reports</w:t>
-      </w:r>
-      <w:proofErr w:type="spellEnd"/>
-      <w:r>
-        <w:rPr>
-          <w:color w:val="000000"/>
-          <w:sz w:val="24"/>
-          <w:szCs w:val="24"/>
-        </w:rPr>
-        <w:t>.</w:t>
-      </w:r>
-    </w:p>
-    <w:p>
-      <w:pPr>
-        <w:tabs>
-          <w:tab w:val="left" w:pos="820"/>
-          <w:tab w:val="left" w:pos="821"/>
-        </w:tabs>
-        <w:spacing w:after="0" w:line="276" w:lineRule="auto"/>
-        <w:ind w:left="0"/>
+        <w:ind w:left="0" w:firstLine="0"/>
         <w:rPr>
           <w:color w:val="000000"/>
           <w:sz w:val="24"/>
@@ -1528,821 +2135,6 @@
           <w:sz w:val="24"/>
           <w:szCs w:val="24"/>
         </w:rPr>
-        <w:t>Javavee</w:t>
-      </w:r>
-      <w:proofErr w:type="spellEnd"/>
-      <w:r>
-        <w:rPr>
-          <w:color w:val="000000"/>
-          <w:sz w:val="24"/>
-          <w:szCs w:val="24"/>
-        </w:rPr>
-        <w:t xml:space="preserve"> para mantener </w:t>
-      </w:r>
-      <w:proofErr w:type="spellStart"/>
-      <w:r>
-        <w:rPr>
-          <w:color w:val="000000"/>
-          <w:sz w:val="24"/>
-          <w:szCs w:val="24"/>
-        </w:rPr>
-        <w:t>mildeware</w:t>
-      </w:r>
-      <w:proofErr w:type="spellEnd"/>
-      <w:r>
-        <w:rPr>
-          <w:color w:val="000000"/>
-          <w:sz w:val="24"/>
-          <w:szCs w:val="24"/>
-        </w:rPr>
-        <w:t xml:space="preserve"> de transferencia de efectivo entre clientes transfer 365.</w:t>
-      </w:r>
-    </w:p>
-    <w:p>
-      <w:pPr>
-        <w:tabs>
-          <w:tab w:val="left" w:pos="820"/>
-          <w:tab w:val="left" w:pos="821"/>
-        </w:tabs>
-        <w:spacing w:after="0" w:line="276" w:lineRule="auto"/>
-        <w:ind w:left="0"/>
-        <w:rPr>
-          <w:color w:val="000000"/>
-          <w:sz w:val="24"/>
-          <w:szCs w:val="24"/>
-        </w:rPr>
-      </w:pPr>
-      <w:r>
-        <w:rPr>
-          <w:color w:val="000000"/>
-          <w:sz w:val="24"/>
-          <w:szCs w:val="24"/>
-        </w:rPr>
-        <w:t xml:space="preserve">. otros proyectos en el que </w:t>
-      </w:r>
-      <w:proofErr w:type="spellStart"/>
-      <w:r>
-        <w:rPr>
-          <w:color w:val="000000"/>
-          <w:sz w:val="24"/>
-          <w:szCs w:val="24"/>
-        </w:rPr>
-        <w:t>consumi</w:t>
-      </w:r>
-      <w:proofErr w:type="spellEnd"/>
-      <w:r>
-        <w:rPr>
-          <w:color w:val="000000"/>
-          <w:sz w:val="24"/>
-          <w:szCs w:val="24"/>
-        </w:rPr>
-        <w:t xml:space="preserve"> api de almacenamiento de documentos </w:t>
-      </w:r>
-      <w:proofErr w:type="spellStart"/>
-      <w:r>
-        <w:rPr>
-          <w:color w:val="000000"/>
-          <w:sz w:val="24"/>
-          <w:szCs w:val="24"/>
-        </w:rPr>
-        <w:t>onBase</w:t>
-      </w:r>
-      <w:proofErr w:type="spellEnd"/>
-      <w:r>
-        <w:rPr>
-          <w:color w:val="000000"/>
-          <w:sz w:val="24"/>
-          <w:szCs w:val="24"/>
-        </w:rPr>
-        <w:t xml:space="preserve">, y componentes java propios de la institución, consumo de colas con respuestas </w:t>
-      </w:r>
-      <w:proofErr w:type="spellStart"/>
-      <w:r>
-        <w:rPr>
-          <w:color w:val="000000"/>
-          <w:sz w:val="24"/>
-          <w:szCs w:val="24"/>
-        </w:rPr>
-        <w:t>xml</w:t>
-      </w:r>
-      <w:proofErr w:type="spellEnd"/>
-      <w:r>
-        <w:rPr>
-          <w:color w:val="000000"/>
-          <w:sz w:val="24"/>
-          <w:szCs w:val="24"/>
-        </w:rPr>
-        <w:t xml:space="preserve"> y tramas planas desde as400, y uso de </w:t>
-      </w:r>
-      <w:proofErr w:type="spellStart"/>
-      <w:r>
-        <w:rPr>
-          <w:color w:val="000000"/>
-          <w:sz w:val="24"/>
-          <w:szCs w:val="24"/>
-        </w:rPr>
-        <w:t>orcle</w:t>
-      </w:r>
-      <w:proofErr w:type="spellEnd"/>
-      <w:r>
-        <w:rPr>
-          <w:color w:val="000000"/>
-          <w:sz w:val="24"/>
-          <w:szCs w:val="24"/>
-        </w:rPr>
-        <w:t xml:space="preserve"> data base.</w:t>
-      </w:r>
-    </w:p>
-    <w:p>
-      <w:pPr>
-        <w:tabs>
-          <w:tab w:val="left" w:pos="820"/>
-          <w:tab w:val="left" w:pos="821"/>
-        </w:tabs>
-        <w:spacing w:after="0" w:line="276" w:lineRule="auto"/>
-        <w:ind w:left="0"/>
-        <w:rPr>
-          <w:color w:val="000000"/>
-          <w:sz w:val="24"/>
-          <w:szCs w:val="24"/>
-        </w:rPr>
-      </w:pPr>
-    </w:p>
-    <w:p>
-      <w:pPr>
-        <w:tabs>
-          <w:tab w:val="left" w:pos="820"/>
-          <w:tab w:val="left" w:pos="821"/>
-        </w:tabs>
-        <w:spacing w:after="0" w:line="276" w:lineRule="auto"/>
-        <w:ind w:left="0"/>
-        <w:rPr>
-          <w:color w:val="000000"/>
-          <w:sz w:val="24"/>
-          <w:szCs w:val="24"/>
-        </w:rPr>
-      </w:pPr>
-    </w:p>
-    <w:p>
-      <w:pPr>
-        <w:tabs>
-          <w:tab w:val="left" w:pos="820"/>
-          <w:tab w:val="left" w:pos="821"/>
-        </w:tabs>
-        <w:spacing w:after="0" w:line="276" w:lineRule="auto"/>
-        <w:ind w:left="0"/>
-        <w:rPr>
-          <w:color w:val="000000"/>
-          <w:sz w:val="24"/>
-          <w:szCs w:val="24"/>
-          <w:lang w:val="es-SV"/>
-        </w:rPr>
-      </w:pPr>
-      <w:r>
-        <w:rPr>
-          <w:color w:val="000000"/>
-          <w:sz w:val="24"/>
-          <w:szCs w:val="24"/>
-          <w:lang w:val="es-SV"/>
-        </w:rPr>
-        <w:t>Java e IME</w:t>
-      </w:r>
-      <w:r>
-        <w:rPr>
-          <w:color w:val="000000"/>
-          <w:sz w:val="24"/>
-          <w:szCs w:val="24"/>
-          <w:lang w:val="es-SV"/>
-        </w:rPr>
-        <w:t xml:space="preserve"> Developer</w:t>
-      </w:r>
-    </w:p>
-    <w:p>
-      <w:pPr>
-        <w:tabs>
-          <w:tab w:val="left" w:pos="820"/>
-          <w:tab w:val="left" w:pos="821"/>
-        </w:tabs>
-        <w:spacing w:after="0" w:line="276" w:lineRule="auto"/>
-        <w:ind w:left="0"/>
-        <w:rPr>
-          <w:color w:val="000000"/>
-          <w:sz w:val="24"/>
-          <w:szCs w:val="24"/>
-          <w:lang w:val="es-SV"/>
-        </w:rPr>
-      </w:pPr>
-      <w:r>
-        <w:rPr>
-          <w:color w:val="000000"/>
-          <w:sz w:val="24"/>
-          <w:szCs w:val="24"/>
-          <w:lang w:val="es-SV"/>
-        </w:rPr>
-        <w:t>Claro</w:t>
-      </w:r>
-      <w:r>
-        <w:rPr>
-          <w:color w:val="000000"/>
-          <w:sz w:val="24"/>
-          <w:szCs w:val="24"/>
-          <w:lang w:val="es-SV"/>
-        </w:rPr>
-        <w:t xml:space="preserve"> | </w:t>
-      </w:r>
-      <w:r>
-        <w:rPr>
-          <w:color w:val="000000"/>
-          <w:sz w:val="24"/>
-          <w:szCs w:val="24"/>
-          <w:lang w:val="es-SV"/>
-        </w:rPr>
-        <w:t>Octubre</w:t>
-      </w:r>
-      <w:r>
-        <w:rPr>
-          <w:color w:val="000000"/>
-          <w:sz w:val="24"/>
-          <w:szCs w:val="24"/>
-          <w:lang w:val="es-SV"/>
-        </w:rPr>
-        <w:t xml:space="preserve"> </w:t>
-      </w:r>
-      <w:r>
-        <w:rPr>
-          <w:color w:val="000000"/>
-          <w:sz w:val="24"/>
-          <w:szCs w:val="24"/>
-          <w:lang w:val="es-SV"/>
-        </w:rPr>
-        <w:t>2019</w:t>
-      </w:r>
-      <w:r>
-        <w:rPr>
-          <w:color w:val="000000"/>
-          <w:sz w:val="24"/>
-          <w:szCs w:val="24"/>
-          <w:lang w:val="es-SV"/>
-        </w:rPr>
-        <w:t xml:space="preserve"> - </w:t>
-      </w:r>
-      <w:r>
-        <w:rPr>
-          <w:color w:val="000000"/>
-          <w:sz w:val="24"/>
-          <w:szCs w:val="24"/>
-          <w:lang w:val="es-SV"/>
-        </w:rPr>
-        <w:t>Febrero</w:t>
-      </w:r>
-      <w:r>
-        <w:rPr>
-          <w:color w:val="000000"/>
-          <w:sz w:val="24"/>
-          <w:szCs w:val="24"/>
-          <w:lang w:val="es-SV"/>
-        </w:rPr>
-        <w:t xml:space="preserve"> </w:t>
-      </w:r>
-      <w:r>
-        <w:rPr>
-          <w:color w:val="000000"/>
-          <w:sz w:val="24"/>
-          <w:szCs w:val="24"/>
-          <w:lang w:val="es-SV"/>
-        </w:rPr>
-        <w:t>2020</w:t>
-      </w:r>
-    </w:p>
-    <w:p>
-      <w:pPr>
-        <w:tabs>
-          <w:tab w:val="left" w:pos="820"/>
-          <w:tab w:val="left" w:pos="821"/>
-        </w:tabs>
-        <w:spacing w:after="0" w:line="276" w:lineRule="auto"/>
-        <w:ind w:left="0"/>
-        <w:rPr>
-          <w:color w:val="000000"/>
-          <w:sz w:val="24"/>
-          <w:szCs w:val="24"/>
-        </w:rPr>
-      </w:pPr>
-      <w:r>
-        <w:rPr>
-          <w:color w:val="000000"/>
-          <w:sz w:val="24"/>
-          <w:szCs w:val="24"/>
-        </w:rPr>
-        <w:t>· Trabaje con IME, basa</w:t>
-      </w:r>
-      <w:r>
-        <w:rPr>
-          <w:color w:val="000000"/>
-          <w:sz w:val="24"/>
-          <w:szCs w:val="24"/>
-        </w:rPr>
-        <w:t>d</w:t>
-      </w:r>
-      <w:r>
-        <w:rPr>
-          <w:color w:val="000000"/>
-          <w:sz w:val="24"/>
-          <w:szCs w:val="24"/>
-        </w:rPr>
-        <w:t xml:space="preserve">o en c, para </w:t>
-      </w:r>
-      <w:r>
-        <w:rPr>
-          <w:color w:val="000000"/>
-          <w:sz w:val="24"/>
-          <w:szCs w:val="24"/>
-        </w:rPr>
-        <w:t xml:space="preserve">procesar tráfico de desde radio bases hacia </w:t>
-      </w:r>
-      <w:proofErr w:type="spellStart"/>
-      <w:r>
-        <w:rPr>
-          <w:color w:val="000000"/>
-          <w:sz w:val="24"/>
-          <w:szCs w:val="24"/>
-        </w:rPr>
-        <w:t>filesystems</w:t>
-      </w:r>
-      <w:proofErr w:type="spellEnd"/>
-      <w:r>
-        <w:rPr>
-          <w:color w:val="000000"/>
-          <w:sz w:val="24"/>
-          <w:szCs w:val="24"/>
-        </w:rPr>
-        <w:t xml:space="preserve"> requeridos, documentación de todo el </w:t>
-      </w:r>
-      <w:proofErr w:type="spellStart"/>
-      <w:r>
-        <w:rPr>
-          <w:color w:val="000000"/>
-          <w:sz w:val="24"/>
-          <w:szCs w:val="24"/>
-        </w:rPr>
-        <w:t>trafico</w:t>
-      </w:r>
-      <w:proofErr w:type="spellEnd"/>
-      <w:r>
-        <w:rPr>
-          <w:color w:val="000000"/>
-          <w:sz w:val="24"/>
-          <w:szCs w:val="24"/>
-        </w:rPr>
-        <w:t xml:space="preserve"> a nivel nacional.</w:t>
-      </w:r>
-    </w:p>
-    <w:p>
-      <w:pPr>
-        <w:tabs>
-          <w:tab w:val="left" w:pos="820"/>
-          <w:tab w:val="left" w:pos="821"/>
-        </w:tabs>
-        <w:spacing w:after="0" w:line="276" w:lineRule="auto"/>
-        <w:ind w:left="0"/>
-        <w:rPr>
-          <w:color w:val="000000"/>
-          <w:sz w:val="24"/>
-          <w:szCs w:val="24"/>
-        </w:rPr>
-      </w:pPr>
-      <w:r>
-        <w:rPr>
-          <w:color w:val="000000"/>
-          <w:sz w:val="24"/>
-          <w:szCs w:val="24"/>
-        </w:rPr>
-        <w:t xml:space="preserve">. Trabaje con java swing escritorio para guardar y convertir masivamente la documentación de IME desde archivos Word a </w:t>
-      </w:r>
-      <w:proofErr w:type="spellStart"/>
-      <w:r>
-        <w:rPr>
-          <w:color w:val="000000"/>
-          <w:sz w:val="24"/>
-          <w:szCs w:val="24"/>
-        </w:rPr>
-        <w:t>pdf</w:t>
-      </w:r>
-      <w:proofErr w:type="spellEnd"/>
-      <w:r>
-        <w:rPr>
-          <w:color w:val="000000"/>
-          <w:sz w:val="24"/>
-          <w:szCs w:val="24"/>
-        </w:rPr>
-        <w:t>.</w:t>
-      </w:r>
-    </w:p>
-    <w:p>
-      <w:pPr>
-        <w:tabs>
-          <w:tab w:val="left" w:pos="820"/>
-          <w:tab w:val="left" w:pos="821"/>
-        </w:tabs>
-        <w:spacing w:after="0" w:line="276" w:lineRule="auto"/>
-        <w:ind w:left="0"/>
-        <w:rPr>
-          <w:color w:val="000000"/>
-          <w:sz w:val="24"/>
-          <w:szCs w:val="24"/>
-        </w:rPr>
-      </w:pPr>
-      <w:r>
-        <w:rPr>
-          <w:color w:val="000000"/>
-          <w:sz w:val="24"/>
-          <w:szCs w:val="24"/>
-        </w:rPr>
-        <w:t xml:space="preserve">. Java </w:t>
-      </w:r>
-      <w:proofErr w:type="spellStart"/>
-      <w:r>
-        <w:rPr>
-          <w:color w:val="000000"/>
-          <w:sz w:val="24"/>
-          <w:szCs w:val="24"/>
-        </w:rPr>
-        <w:t>Adf</w:t>
-      </w:r>
-      <w:proofErr w:type="spellEnd"/>
-      <w:r>
-        <w:rPr>
-          <w:color w:val="000000"/>
-          <w:sz w:val="24"/>
-          <w:szCs w:val="24"/>
-        </w:rPr>
-        <w:t xml:space="preserve">, Oracle y </w:t>
-      </w:r>
-      <w:proofErr w:type="spellStart"/>
-      <w:r>
-        <w:rPr>
-          <w:color w:val="000000"/>
-          <w:sz w:val="24"/>
-          <w:szCs w:val="24"/>
-        </w:rPr>
-        <w:t>weblogic</w:t>
-      </w:r>
-      <w:proofErr w:type="spellEnd"/>
-      <w:r>
-        <w:rPr>
-          <w:color w:val="000000"/>
-          <w:sz w:val="24"/>
-          <w:szCs w:val="24"/>
-        </w:rPr>
-        <w:t xml:space="preserve"> para consumir api de aprovisionamiento de activación de servicios de telecomunicaciones para clientes finales.</w:t>
-      </w:r>
-    </w:p>
-    <w:p>
-      <w:pPr>
-        <w:tabs>
-          <w:tab w:val="left" w:pos="820"/>
-          <w:tab w:val="left" w:pos="821"/>
-        </w:tabs>
-        <w:spacing w:after="0" w:line="276" w:lineRule="auto"/>
-        <w:ind w:left="0"/>
-        <w:rPr>
-          <w:color w:val="000000"/>
-          <w:sz w:val="24"/>
-          <w:szCs w:val="24"/>
-        </w:rPr>
-      </w:pPr>
-    </w:p>
-    <w:p>
-      <w:pPr>
-        <w:tabs>
-          <w:tab w:val="left" w:pos="820"/>
-          <w:tab w:val="left" w:pos="821"/>
-        </w:tabs>
-        <w:spacing w:after="0" w:line="276" w:lineRule="auto"/>
-        <w:ind w:left="0"/>
-        <w:rPr>
-          <w:color w:val="000000"/>
-          <w:sz w:val="24"/>
-          <w:szCs w:val="24"/>
-        </w:rPr>
-      </w:pPr>
-    </w:p>
-    <w:p>
-      <w:pPr>
-        <w:tabs>
-          <w:tab w:val="left" w:pos="820"/>
-          <w:tab w:val="left" w:pos="821"/>
-        </w:tabs>
-        <w:spacing w:after="0" w:line="276" w:lineRule="auto"/>
-        <w:ind w:left="0"/>
-        <w:rPr>
-          <w:color w:val="000000"/>
-          <w:sz w:val="24"/>
-          <w:szCs w:val="24"/>
-          <w:lang w:val="es-SV"/>
-        </w:rPr>
-      </w:pPr>
-      <w:r>
-        <w:rPr>
-          <w:color w:val="000000"/>
-          <w:sz w:val="24"/>
-          <w:szCs w:val="24"/>
-          <w:lang w:val="es-SV"/>
-        </w:rPr>
-        <w:t>Instructor Java</w:t>
-      </w:r>
-    </w:p>
-    <w:p>
-      <w:pPr>
-        <w:tabs>
-          <w:tab w:val="left" w:pos="820"/>
-          <w:tab w:val="left" w:pos="821"/>
-        </w:tabs>
-        <w:spacing w:after="0" w:line="276" w:lineRule="auto"/>
-        <w:ind w:left="0"/>
-        <w:rPr>
-          <w:color w:val="000000"/>
-          <w:sz w:val="24"/>
-          <w:szCs w:val="24"/>
-          <w:lang w:val="es-SV"/>
-        </w:rPr>
-      </w:pPr>
-      <w:r>
-        <w:rPr>
-          <w:color w:val="000000"/>
-          <w:sz w:val="24"/>
-          <w:szCs w:val="24"/>
-          <w:lang w:val="es-SV"/>
-        </w:rPr>
-        <w:t>Universidad Salvadoreña Alberto Masferrer</w:t>
-      </w:r>
-      <w:r>
-        <w:rPr>
-          <w:color w:val="000000"/>
-          <w:sz w:val="24"/>
-          <w:szCs w:val="24"/>
-          <w:lang w:val="es-SV"/>
-        </w:rPr>
-        <w:t xml:space="preserve"> | </w:t>
-      </w:r>
-      <w:r>
-        <w:rPr>
-          <w:color w:val="000000"/>
-          <w:sz w:val="24"/>
-          <w:szCs w:val="24"/>
-          <w:lang w:val="es-SV"/>
-        </w:rPr>
-        <w:t>Mayo</w:t>
-      </w:r>
-      <w:r>
-        <w:rPr>
-          <w:color w:val="000000"/>
-          <w:sz w:val="24"/>
-          <w:szCs w:val="24"/>
-          <w:lang w:val="es-SV"/>
-        </w:rPr>
-        <w:t xml:space="preserve"> </w:t>
-      </w:r>
-      <w:r>
-        <w:rPr>
-          <w:color w:val="000000"/>
-          <w:sz w:val="24"/>
-          <w:szCs w:val="24"/>
-          <w:lang w:val="es-SV"/>
-        </w:rPr>
-        <w:t>2019</w:t>
-      </w:r>
-      <w:r>
-        <w:rPr>
-          <w:color w:val="000000"/>
-          <w:sz w:val="24"/>
-          <w:szCs w:val="24"/>
-          <w:lang w:val="es-SV"/>
-        </w:rPr>
-        <w:t xml:space="preserve"> - </w:t>
-      </w:r>
-      <w:r>
-        <w:rPr>
-          <w:color w:val="000000"/>
-          <w:sz w:val="24"/>
-          <w:szCs w:val="24"/>
-          <w:lang w:val="es-SV"/>
-        </w:rPr>
-        <w:t>Julio</w:t>
-      </w:r>
-      <w:r>
-        <w:rPr>
-          <w:color w:val="000000"/>
-          <w:sz w:val="24"/>
-          <w:szCs w:val="24"/>
-          <w:lang w:val="es-SV"/>
-        </w:rPr>
-        <w:t xml:space="preserve"> </w:t>
-      </w:r>
-      <w:r>
-        <w:rPr>
-          <w:color w:val="000000"/>
-          <w:sz w:val="24"/>
-          <w:szCs w:val="24"/>
-          <w:lang w:val="es-SV"/>
-        </w:rPr>
-        <w:t>2019</w:t>
-      </w:r>
-    </w:p>
-    <w:p>
-      <w:pPr>
-        <w:tabs>
-          <w:tab w:val="left" w:pos="820"/>
-          <w:tab w:val="left" w:pos="821"/>
-        </w:tabs>
-        <w:spacing w:after="0" w:line="276" w:lineRule="auto"/>
-        <w:ind w:left="0"/>
-        <w:rPr>
-          <w:color w:val="000000"/>
-          <w:sz w:val="24"/>
-          <w:szCs w:val="24"/>
-        </w:rPr>
-      </w:pPr>
-      <w:r>
-        <w:rPr>
-          <w:color w:val="000000"/>
-          <w:sz w:val="24"/>
-          <w:szCs w:val="24"/>
-        </w:rPr>
-        <w:t xml:space="preserve">· Tutor para grupos de 48 estudiantes, programa auspiciado por </w:t>
-      </w:r>
-      <w:proofErr w:type="spellStart"/>
-      <w:r>
-        <w:rPr>
-          <w:color w:val="000000"/>
-          <w:sz w:val="24"/>
-          <w:szCs w:val="24"/>
-        </w:rPr>
-        <w:t>ong</w:t>
-      </w:r>
-      <w:proofErr w:type="spellEnd"/>
-      <w:r>
-        <w:rPr>
-          <w:color w:val="000000"/>
-          <w:sz w:val="24"/>
-          <w:szCs w:val="24"/>
-        </w:rPr>
-        <w:t xml:space="preserve"> USAID, utilizando visual </w:t>
-      </w:r>
-      <w:proofErr w:type="spellStart"/>
-      <w:r>
-        <w:rPr>
-          <w:color w:val="000000"/>
-          <w:sz w:val="24"/>
-          <w:szCs w:val="24"/>
-        </w:rPr>
-        <w:t>studio</w:t>
-      </w:r>
-      <w:proofErr w:type="spellEnd"/>
-      <w:r>
-        <w:rPr>
-          <w:color w:val="000000"/>
-          <w:sz w:val="24"/>
-          <w:szCs w:val="24"/>
-        </w:rPr>
-        <w:t xml:space="preserve"> </w:t>
-      </w:r>
-      <w:proofErr w:type="spellStart"/>
-      <w:r>
-        <w:rPr>
-          <w:color w:val="000000"/>
-          <w:sz w:val="24"/>
-          <w:szCs w:val="24"/>
-        </w:rPr>
-        <w:t>team</w:t>
-      </w:r>
-      <w:proofErr w:type="spellEnd"/>
-      <w:r>
-        <w:rPr>
-          <w:color w:val="000000"/>
-          <w:sz w:val="24"/>
-          <w:szCs w:val="24"/>
-        </w:rPr>
-        <w:t xml:space="preserve"> </w:t>
-      </w:r>
-      <w:proofErr w:type="spellStart"/>
-      <w:r>
-        <w:rPr>
-          <w:color w:val="000000"/>
-          <w:sz w:val="24"/>
-          <w:szCs w:val="24"/>
-        </w:rPr>
-        <w:t>foundation</w:t>
-      </w:r>
-      <w:proofErr w:type="spellEnd"/>
-      <w:r>
-        <w:rPr>
-          <w:color w:val="000000"/>
-          <w:sz w:val="24"/>
-          <w:szCs w:val="24"/>
-        </w:rPr>
-        <w:t xml:space="preserve"> para asignar tareas y clases de </w:t>
-      </w:r>
-      <w:proofErr w:type="spellStart"/>
-      <w:r>
-        <w:rPr>
-          <w:color w:val="000000"/>
-          <w:sz w:val="24"/>
-          <w:szCs w:val="24"/>
-        </w:rPr>
-        <w:t>javaee</w:t>
-      </w:r>
-      <w:proofErr w:type="spellEnd"/>
-      <w:r>
-        <w:rPr>
-          <w:color w:val="000000"/>
-          <w:sz w:val="24"/>
-          <w:szCs w:val="24"/>
-        </w:rPr>
-        <w:t xml:space="preserve"> y java </w:t>
-      </w:r>
-      <w:proofErr w:type="spellStart"/>
-      <w:r>
-        <w:rPr>
-          <w:color w:val="000000"/>
-          <w:sz w:val="24"/>
-          <w:szCs w:val="24"/>
-        </w:rPr>
-        <w:t>jsf</w:t>
-      </w:r>
-      <w:proofErr w:type="spellEnd"/>
-      <w:r>
-        <w:rPr>
-          <w:color w:val="000000"/>
-          <w:sz w:val="24"/>
-          <w:szCs w:val="24"/>
-        </w:rPr>
-        <w:t xml:space="preserve"> con </w:t>
-      </w:r>
-      <w:proofErr w:type="spellStart"/>
-      <w:r>
-        <w:rPr>
-          <w:color w:val="000000"/>
-          <w:sz w:val="24"/>
-          <w:szCs w:val="24"/>
-        </w:rPr>
-        <w:t>primefaces</w:t>
-      </w:r>
-      <w:proofErr w:type="spellEnd"/>
-      <w:r>
-        <w:rPr>
-          <w:color w:val="000000"/>
-          <w:sz w:val="24"/>
-          <w:szCs w:val="24"/>
-        </w:rPr>
-        <w:t xml:space="preserve"> como aplicaciones cliente servidor.</w:t>
-      </w:r>
-    </w:p>
-    <w:p>
-      <w:pPr>
-        <w:tabs>
-          <w:tab w:val="left" w:pos="820"/>
-          <w:tab w:val="left" w:pos="821"/>
-        </w:tabs>
-        <w:spacing w:after="0" w:line="276" w:lineRule="auto"/>
-        <w:ind w:left="0" w:firstLine="0"/>
-        <w:rPr>
-          <w:color w:val="000000"/>
-          <w:sz w:val="24"/>
-          <w:szCs w:val="24"/>
-        </w:rPr>
-      </w:pPr>
-    </w:p>
-    <w:p>
-      <w:pPr>
-        <w:tabs>
-          <w:tab w:val="left" w:pos="820"/>
-          <w:tab w:val="left" w:pos="821"/>
-        </w:tabs>
-        <w:spacing w:after="0" w:line="276" w:lineRule="auto"/>
-        <w:ind w:left="0" w:firstLine="0"/>
-        <w:rPr>
-          <w:color w:val="000000"/>
-          <w:sz w:val="24"/>
-          <w:szCs w:val="24"/>
-        </w:rPr>
-      </w:pPr>
-      <w:r>
-        <w:rPr>
-          <w:color w:val="000000"/>
-          <w:sz w:val="24"/>
-          <w:szCs w:val="24"/>
-        </w:rPr>
-        <w:lastRenderedPageBreak/>
-        <w:t xml:space="preserve">. </w:t>
-      </w:r>
-      <w:proofErr w:type="spellStart"/>
-      <w:r>
-        <w:rPr>
-          <w:color w:val="000000"/>
-          <w:sz w:val="24"/>
-          <w:szCs w:val="24"/>
-        </w:rPr>
         <w:t>Preparacion</w:t>
       </w:r>
       <w:proofErr w:type="spellEnd"/>
@@ -2354,7 +2146,7 @@
         </w:rPr>
         <w:t xml:space="preserve"> de contenido de enseñanza de RPA </w:t>
       </w:r>
-      <w:hyperlink r:id="rId9" w:history="1">
+      <w:hyperlink r:id="rId8" w:history="1">
         <w:proofErr w:type="spellStart"/>
         <w:r>
           <w:rPr>
@@ -2645,25 +2437,7 @@
           <w:szCs w:val="24"/>
           <w:lang w:val="es-SV"/>
         </w:rPr>
-        <w:t>Banco Prom</w:t>
-      </w:r>
-      <w:r>
-        <w:rPr>
-          <w:color w:val="000000"/>
-          <w:sz w:val="24"/>
-          <w:szCs w:val="24"/>
-          <w:lang w:val="es-SV"/>
-        </w:rPr>
-        <w:t>é</w:t>
-      </w:r>
-      <w:r>
-        <w:rPr>
-          <w:color w:val="000000"/>
-          <w:sz w:val="24"/>
-          <w:szCs w:val="24"/>
-          <w:lang w:val="es-SV"/>
-        </w:rPr>
-        <w:t>rica</w:t>
+        <w:t>Banco Promérica</w:t>
       </w:r>
       <w:r>
         <w:rPr>
@@ -2724,25 +2498,7 @@
           <w:szCs w:val="24"/>
           <w:lang w:val="es-SV"/>
         </w:rPr>
-        <w:t>macro proceso de cr</w:t>
-      </w:r>
-      <w:r>
-        <w:rPr>
-          <w:color w:val="000000"/>
-          <w:sz w:val="24"/>
-          <w:szCs w:val="24"/>
-          <w:lang w:val="es-SV"/>
-        </w:rPr>
-        <w:t>é</w:t>
-      </w:r>
-      <w:r>
-        <w:rPr>
-          <w:color w:val="000000"/>
-          <w:sz w:val="24"/>
-          <w:szCs w:val="24"/>
-          <w:lang w:val="es-SV"/>
-        </w:rPr>
-        <w:t>dito.</w:t>
+        <w:t>macro proceso de crédito.</w:t>
       </w:r>
     </w:p>
     <w:p>
@@ -3045,16 +2801,7 @@
           <w:szCs w:val="24"/>
           <w:lang w:val="es-SV"/>
         </w:rPr>
-        <w:t xml:space="preserve">. Desarrollador </w:t>
-      </w:r>
-      <w:r>
-        <w:rPr>
-          <w:color w:val="000000"/>
-          <w:sz w:val="24"/>
-          <w:szCs w:val="24"/>
-          <w:lang w:val="es-SV"/>
-        </w:rPr>
-        <w:t>de aplicación de activo fijo.</w:t>
+        <w:t>. Desarrollador de aplicación de activo fijo.</w:t>
       </w:r>
     </w:p>
     <w:p>
@@ -3371,15 +3118,7 @@
           <w:sz w:val="24"/>
           <w:szCs w:val="24"/>
         </w:rPr>
-        <w:t xml:space="preserve"> Actualmente</w:t>
-      </w:r>
-      <w:r>
-        <w:rPr>
-          <w:color w:val="000000"/>
-          <w:sz w:val="24"/>
-          <w:szCs w:val="24"/>
-        </w:rPr>
-        <w:t xml:space="preserve">, </w:t>
+        <w:t xml:space="preserve"> Actualmente, </w:t>
       </w:r>
     </w:p>
     <w:p>
@@ -3402,7 +3141,6 @@
           <w:sz w:val="24"/>
           <w:szCs w:val="24"/>
         </w:rPr>
-        <w:lastRenderedPageBreak/>
         <w:tab/>
       </w:r>
       <w:r>
@@ -3424,60 +3162,12 @@
         <w:t>Desde junio 2025 estoy aprendiendo a hacer análisis de datos con Python, la formación también incluye entrenamiento de modelos IA predictivos, actualmente estoy en la preparación para la certificación Oracle OCI (Oracle Cloud Infraestructure)</w:t>
       </w:r>
     </w:p>
-    <w:p>
-      <w:pPr>
-        <w:tabs>
-          <w:tab w:val="left" w:pos="820"/>
-          <w:tab w:val="left" w:pos="821"/>
-        </w:tabs>
-        <w:spacing w:after="0" w:line="276" w:lineRule="auto"/>
-        <w:ind w:left="0" w:firstLine="0"/>
-        <w:rPr>
-          <w:color w:val="000000"/>
-          <w:sz w:val="24"/>
-          <w:szCs w:val="24"/>
-        </w:rPr>
-      </w:pPr>
-    </w:p>
-    <w:p>
-      <w:pPr>
-        <w:tabs>
-          <w:tab w:val="left" w:pos="820"/>
-          <w:tab w:val="left" w:pos="821"/>
-        </w:tabs>
-        <w:spacing w:after="0" w:line="276" w:lineRule="auto"/>
-        <w:ind w:left="0"/>
-        <w:rPr>
-          <w:color w:val="000000"/>
-          <w:sz w:val="24"/>
-          <w:szCs w:val="24"/>
-        </w:rPr>
-      </w:pPr>
-    </w:p>
-    <w:p>
-      <w:pPr>
-        <w:tabs>
-          <w:tab w:val="left" w:pos="820"/>
-          <w:tab w:val="left" w:pos="821"/>
-        </w:tabs>
-        <w:spacing w:after="0" w:line="276" w:lineRule="auto"/>
-        <w:ind w:left="0" w:firstLine="0"/>
-        <w:rPr>
-          <w:color w:val="000000"/>
-          <w:sz w:val="24"/>
-          <w:szCs w:val="24"/>
-        </w:rPr>
-      </w:pPr>
-    </w:p>
+    <w:p/>
     <w:sectPr>
-      <w:headerReference w:type="even" r:id="rId10"/>
-      <w:headerReference w:type="default" r:id="rId11"/>
-      <w:footerReference w:type="default" r:id="rId12"/>
-      <w:headerReference w:type="first" r:id="rId13"/>
       <w:pgSz w:w="12240" w:h="15840"/>
-      <w:pgMar w:top="2651" w:right="1368" w:bottom="1720" w:left="1368" w:header="319" w:footer="720" w:gutter="0"/>
-      <w:pgNumType w:start="1"/>
-      <w:cols w:space="720"/>
+      <w:pgMar w:top="1440" w:right="1440" w:bottom="1440" w:left="1440" w:header="283" w:footer="708" w:gutter="0"/>
+      <w:cols w:space="708"/>
+      <w:docGrid w:linePitch="360"/>
     </w:sectPr>
   </w:body>
 </w:document>
@@ -3508,25 +3198,6 @@
 </w:endnotes>
 </file>
 
-<file path=word/footer1.xml><?xml version="1.0" encoding="utf-8"?>
-<w:ftr xmlns:wpc="http://schemas.microsoft.com/office/word/2010/wordprocessingCanvas" xmlns:cx="http://schemas.microsoft.com/office/drawing/2014/chartex" xmlns:cx1="http://schemas.microsoft.com/office/drawing/2015/9/8/chartex" xmlns:cx2="http://schemas.microsoft.com/office/drawing/2015/10/21/chartex" xmlns:cx3="http://schemas.microsoft.com/office/drawing/2016/5/9/chartex" xmlns:cx4="http://schemas.microsoft.com/office/drawing/2016/5/10/chartex" xmlns:cx5="http://schemas.microsoft.com/office/drawing/2016/5/11/chartex" xmlns:cx6="http://schemas.microsoft.com/office/drawing/2016/5/12/chartex" xmlns:cx7="http://schemas.microsoft.com/office/drawing/2016/5/13/chartex" xmlns:cx8="http://schemas.microsoft.com/office/drawing/2016/5/14/chartex" xmlns:mc="http://schemas.openxmlformats.org/markup-compatibility/2006" xmlns:aink="http://schemas.microsoft.com/office/drawing/2016/ink" xmlns:am3d="http://schemas.microsoft.com/office/drawing/2017/model3d" xmlns:o="urn:schemas-microsoft-com:office:office" xmlns:oel="http://schemas.microsoft.com/office/2019/extlst" xmlns:r="http://schemas.openxmlformats.org/officeDocument/2006/relationships" xmlns:m="http://schemas.openxmlformats.org/officeDocument/2006/math" xmlns:v="urn:schemas-microsoft-com:vml" xmlns:wp14="http://schemas.microsoft.com/office/word/2010/wordprocessingDrawing" xmlns:wp="http://schemas.openxmlformats.org/drawingml/2006/wordprocessingDrawing" xmlns:w10="urn:schemas-microsoft-com:office:word" xmlns:w="http://schemas.openxmlformats.org/wordprocessingml/2006/main" xmlns:w14="http://schemas.microsoft.com/office/word/2010/wordml" xmlns:w15="http://schemas.microsoft.com/office/word/2012/wordml" xmlns:w16cex="http://schemas.microsoft.com/office/word/2018/wordml/cex" xmlns:w16cid="http://schemas.microsoft.com/office/word/2016/wordml/cid" xmlns:w16="http://schemas.microsoft.com/office/word/2018/wordml" xmlns:w16du="http://schemas.microsoft.com/office/word/2023/wordml/word16du" xmlns:w16sdtdh="http://schemas.microsoft.com/office/word/2020/wordml/sdtdatahash" xmlns:w16sdtfl="http://schemas.microsoft.com/office/word/2024/wordml/sdtformatlock" xmlns:w16se="http://schemas.microsoft.com/office/word/2015/wordml/symex" xmlns:wpg="http://schemas.microsoft.com/office/word/2010/wordprocessingGroup" xmlns:wpi="http://schemas.microsoft.com/office/word/2010/wordprocessingInk" xmlns:wne="http://schemas.microsoft.com/office/word/2006/wordml" xmlns:wps="http://schemas.microsoft.com/office/word/2010/wordprocessingShape" mc:Ignorable="w14 w15 w16se w16cid w16 w16cex w16sdtdh w16sdtfl w16du wp14">
-  <w:p>
-    <w:pPr>
-      <w:ind w:left="0" w:firstLine="0"/>
-    </w:pPr>
-  </w:p>
-  <w:p>
-    <w:pPr>
-      <w:tabs>
-        <w:tab w:val="left" w:pos="820"/>
-        <w:tab w:val="left" w:pos="821"/>
-      </w:tabs>
-      <w:spacing w:line="360" w:lineRule="auto"/>
-    </w:pPr>
-  </w:p>
-</w:ftr>
-</file>
-
 <file path=word/footnotes.xml><?xml version="1.0" encoding="utf-8"?>
 <w:footnotes xmlns:wpc="http://schemas.microsoft.com/office/word/2010/wordprocessingCanvas" xmlns:cx="http://schemas.microsoft.com/office/drawing/2014/chartex" xmlns:cx1="http://schemas.microsoft.com/office/drawing/2015/9/8/chartex" xmlns:cx2="http://schemas.microsoft.com/office/drawing/2015/10/21/chartex" xmlns:cx3="http://schemas.microsoft.com/office/drawing/2016/5/9/chartex" xmlns:cx4="http://schemas.microsoft.com/office/drawing/2016/5/10/chartex" xmlns:cx5="http://schemas.microsoft.com/office/drawing/2016/5/11/chartex" xmlns:cx6="http://schemas.microsoft.com/office/drawing/2016/5/12/chartex" xmlns:cx7="http://schemas.microsoft.com/office/drawing/2016/5/13/chartex" xmlns:cx8="http://schemas.microsoft.com/office/drawing/2016/5/14/chartex" xmlns:mc="http://schemas.openxmlformats.org/markup-compatibility/2006" xmlns:aink="http://schemas.microsoft.com/office/drawing/2016/ink" xmlns:am3d="http://schemas.microsoft.com/office/drawing/2017/model3d" xmlns:o="urn:schemas-microsoft-com:office:office" xmlns:oel="http://schemas.microsoft.com/office/2019/extlst" xmlns:r="http://schemas.openxmlformats.org/officeDocument/2006/relationships" xmlns:m="http://schemas.openxmlformats.org/officeDocument/2006/math" xmlns:v="urn:schemas-microsoft-com:vml" xmlns:wp14="http://schemas.microsoft.com/office/word/2010/wordprocessingDrawing" xmlns:wp="http://schemas.openxmlformats.org/drawingml/2006/wordprocessingDrawing" xmlns:w10="urn:schemas-microsoft-com:office:word" xmlns:w="http://schemas.openxmlformats.org/wordprocessingml/2006/main" xmlns:w14="http://schemas.microsoft.com/office/word/2010/wordml" xmlns:w15="http://schemas.microsoft.com/office/word/2012/wordml" xmlns:w16cex="http://schemas.microsoft.com/office/word/2018/wordml/cex" xmlns:w16cid="http://schemas.microsoft.com/office/word/2016/wordml/cid" xmlns:w16="http://schemas.microsoft.com/office/word/2018/wordml" xmlns:w16du="http://schemas.microsoft.com/office/word/2023/wordml/word16du" xmlns:w16sdtdh="http://schemas.microsoft.com/office/word/2020/wordml/sdtdatahash" xmlns:w16sdtfl="http://schemas.microsoft.com/office/word/2024/wordml/sdtformatlock" xmlns:w16se="http://schemas.microsoft.com/office/word/2015/wordml/symex" xmlns:wpg="http://schemas.microsoft.com/office/word/2010/wordprocessingGroup" xmlns:wpi="http://schemas.microsoft.com/office/word/2010/wordprocessingInk" xmlns:wne="http://schemas.microsoft.com/office/word/2006/wordml" xmlns:wps="http://schemas.microsoft.com/office/word/2010/wordprocessingShape" mc:Ignorable="w14 w15 w16se w16cid w16 w16cex w16sdtdh w16sdtfl w16du wp14">
   <w:footnote w:type="separator" w:id="-1">
@@ -3550,141 +3221,6 @@
     </w:p>
   </w:footnote>
 </w:footnotes>
-</file>
-
-<file path=word/header1.xml><?xml version="1.0" encoding="utf-8"?>
-<w:hdr xmlns:wpc="http://schemas.microsoft.com/office/word/2010/wordprocessingCanvas" xmlns:cx="http://schemas.microsoft.com/office/drawing/2014/chartex" xmlns:cx1="http://schemas.microsoft.com/office/drawing/2015/9/8/chartex" xmlns:cx2="http://schemas.microsoft.com/office/drawing/2015/10/21/chartex" xmlns:cx3="http://schemas.microsoft.com/office/drawing/2016/5/9/chartex" xmlns:cx4="http://schemas.microsoft.com/office/drawing/2016/5/10/chartex" xmlns:cx5="http://schemas.microsoft.com/office/drawing/2016/5/11/chartex" xmlns:cx6="http://schemas.microsoft.com/office/drawing/2016/5/12/chartex" xmlns:cx7="http://schemas.microsoft.com/office/drawing/2016/5/13/chartex" xmlns:cx8="http://schemas.microsoft.com/office/drawing/2016/5/14/chartex" xmlns:mc="http://schemas.openxmlformats.org/markup-compatibility/2006" xmlns:aink="http://schemas.microsoft.com/office/drawing/2016/ink" xmlns:am3d="http://schemas.microsoft.com/office/drawing/2017/model3d" xmlns:o="urn:schemas-microsoft-com:office:office" xmlns:oel="http://schemas.microsoft.com/office/2019/extlst" xmlns:r="http://schemas.openxmlformats.org/officeDocument/2006/relationships" xmlns:m="http://schemas.openxmlformats.org/officeDocument/2006/math" xmlns:v="urn:schemas-microsoft-com:vml" xmlns:wp14="http://schemas.microsoft.com/office/word/2010/wordprocessingDrawing" xmlns:wp="http://schemas.openxmlformats.org/drawingml/2006/wordprocessingDrawing" xmlns:w10="urn:schemas-microsoft-com:office:word" xmlns:w="http://schemas.openxmlformats.org/wordprocessingml/2006/main" xmlns:w14="http://schemas.microsoft.com/office/word/2010/wordml" xmlns:w15="http://schemas.microsoft.com/office/word/2012/wordml" xmlns:w16cex="http://schemas.microsoft.com/office/word/2018/wordml/cex" xmlns:w16cid="http://schemas.microsoft.com/office/word/2016/wordml/cid" xmlns:w16="http://schemas.microsoft.com/office/word/2018/wordml" xmlns:w16du="http://schemas.microsoft.com/office/word/2023/wordml/word16du" xmlns:w16sdtdh="http://schemas.microsoft.com/office/word/2020/wordml/sdtdatahash" xmlns:w16sdtfl="http://schemas.microsoft.com/office/word/2024/wordml/sdtformatlock" xmlns:w16se="http://schemas.microsoft.com/office/word/2015/wordml/symex" xmlns:wpg="http://schemas.microsoft.com/office/word/2010/wordprocessingGroup" xmlns:wpi="http://schemas.microsoft.com/office/word/2010/wordprocessingInk" xmlns:wne="http://schemas.microsoft.com/office/word/2006/wordml" xmlns:wps="http://schemas.microsoft.com/office/word/2010/wordprocessingShape" mc:Ignorable="w14 w15 w16se w16cid w16 w16cex w16sdtdh w16sdtfl w16du wp14">
-  <w:p>
-    <w:pPr>
-      <w:spacing w:after="0" w:line="259" w:lineRule="auto"/>
-      <w:ind w:left="-1368" w:right="2397" w:firstLine="0"/>
-      <w:jc w:val="left"/>
-    </w:pPr>
-    <w:r>
-      <w:rPr>
-        <w:noProof/>
-      </w:rPr>
-      <w:drawing>
-        <wp:anchor distT="0" distB="0" distL="114300" distR="114300" simplePos="0" relativeHeight="251660288" behindDoc="0" locked="0" layoutInCell="1" hidden="0" allowOverlap="1" wp14:anchorId="04200F93" wp14:editId="5D0232BF">
-          <wp:simplePos x="0" y="0"/>
-          <wp:positionH relativeFrom="page">
-            <wp:posOffset>2390775</wp:posOffset>
-          </wp:positionH>
-          <wp:positionV relativeFrom="page">
-            <wp:posOffset>476250</wp:posOffset>
-          </wp:positionV>
-          <wp:extent cx="2990850" cy="1123950"/>
-          <wp:effectExtent l="0" t="0" r="0" b="0"/>
-          <wp:wrapSquare wrapText="bothSides" distT="0" distB="0" distL="114300" distR="114300"/>
-          <wp:docPr id="164" name="image1.png"/>
-          <wp:cNvGraphicFramePr/>
-          <a:graphic xmlns:a="http://schemas.openxmlformats.org/drawingml/2006/main">
-            <a:graphicData uri="http://schemas.openxmlformats.org/drawingml/2006/picture">
-              <pic:pic xmlns:pic="http://schemas.openxmlformats.org/drawingml/2006/picture">
-                <pic:nvPicPr>
-                  <pic:cNvPr id="0" name="image1.png"/>
-                  <pic:cNvPicPr preferRelativeResize="0"/>
-                </pic:nvPicPr>
-                <pic:blipFill>
-                  <a:blip r:embed="rId1"/>
-                  <a:srcRect/>
-                  <a:stretch>
-                    <a:fillRect/>
-                  </a:stretch>
-                </pic:blipFill>
-                <pic:spPr>
-                  <a:xfrm>
-                    <a:off x="0" y="0"/>
-                    <a:ext cx="2990850" cy="1123950"/>
-                  </a:xfrm>
-                  <a:prstGeom prst="rect">
-                    <a:avLst/>
-                  </a:prstGeom>
-                  <a:ln/>
-                </pic:spPr>
-              </pic:pic>
-            </a:graphicData>
-          </a:graphic>
-        </wp:anchor>
-      </w:drawing>
-    </w:r>
-  </w:p>
-</w:hdr>
-</file>
-
-<file path=word/header2.xml><?xml version="1.0" encoding="utf-8"?>
-<w:hdr xmlns:wpc="http://schemas.microsoft.com/office/word/2010/wordprocessingCanvas" xmlns:cx="http://schemas.microsoft.com/office/drawing/2014/chartex" xmlns:cx1="http://schemas.microsoft.com/office/drawing/2015/9/8/chartex" xmlns:cx2="http://schemas.microsoft.com/office/drawing/2015/10/21/chartex" xmlns:cx3="http://schemas.microsoft.com/office/drawing/2016/5/9/chartex" xmlns:cx4="http://schemas.microsoft.com/office/drawing/2016/5/10/chartex" xmlns:cx5="http://schemas.microsoft.com/office/drawing/2016/5/11/chartex" xmlns:cx6="http://schemas.microsoft.com/office/drawing/2016/5/12/chartex" xmlns:cx7="http://schemas.microsoft.com/office/drawing/2016/5/13/chartex" xmlns:cx8="http://schemas.microsoft.com/office/drawing/2016/5/14/chartex" xmlns:mc="http://schemas.openxmlformats.org/markup-compatibility/2006" xmlns:aink="http://schemas.microsoft.com/office/drawing/2016/ink" xmlns:am3d="http://schemas.microsoft.com/office/drawing/2017/model3d" xmlns:o="urn:schemas-microsoft-com:office:office" xmlns:oel="http://schemas.microsoft.com/office/2019/extlst" xmlns:r="http://schemas.openxmlformats.org/officeDocument/2006/relationships" xmlns:m="http://schemas.openxmlformats.org/officeDocument/2006/math" xmlns:v="urn:schemas-microsoft-com:vml" xmlns:wp14="http://schemas.microsoft.com/office/word/2010/wordprocessingDrawing" xmlns:wp="http://schemas.openxmlformats.org/drawingml/2006/wordprocessingDrawing" xmlns:w10="urn:schemas-microsoft-com:office:word" xmlns:w="http://schemas.openxmlformats.org/wordprocessingml/2006/main" xmlns:w14="http://schemas.microsoft.com/office/word/2010/wordml" xmlns:w15="http://schemas.microsoft.com/office/word/2012/wordml" xmlns:w16cex="http://schemas.microsoft.com/office/word/2018/wordml/cex" xmlns:w16cid="http://schemas.microsoft.com/office/word/2016/wordml/cid" xmlns:w16="http://schemas.microsoft.com/office/word/2018/wordml" xmlns:w16du="http://schemas.microsoft.com/office/word/2023/wordml/word16du" xmlns:w16sdtdh="http://schemas.microsoft.com/office/word/2020/wordml/sdtdatahash" xmlns:w16sdtfl="http://schemas.microsoft.com/office/word/2024/wordml/sdtformatlock" xmlns:w16se="http://schemas.microsoft.com/office/word/2015/wordml/symex" xmlns:wpg="http://schemas.microsoft.com/office/word/2010/wordprocessingGroup" xmlns:wpi="http://schemas.microsoft.com/office/word/2010/wordprocessingInk" xmlns:wne="http://schemas.microsoft.com/office/word/2006/wordml" xmlns:wps="http://schemas.microsoft.com/office/word/2010/wordprocessingShape" mc:Ignorable="w14 w15 w16se w16cid w16 w16cex w16sdtdh w16sdtfl w16du wp14">
-  <w:p>
-    <w:pPr>
-      <w:spacing w:after="0" w:line="259" w:lineRule="auto"/>
-      <w:ind w:left="0" w:right="2397" w:firstLine="0"/>
-      <w:jc w:val="left"/>
-      <w:rPr>
-        <w:lang w:val="en-US"/>
-      </w:rPr>
-    </w:pPr>
-  </w:p>
-</w:hdr>
-</file>
-
-<file path=word/header3.xml><?xml version="1.0" encoding="utf-8"?>
-<w:hdr xmlns:wpc="http://schemas.microsoft.com/office/word/2010/wordprocessingCanvas" xmlns:cx="http://schemas.microsoft.com/office/drawing/2014/chartex" xmlns:cx1="http://schemas.microsoft.com/office/drawing/2015/9/8/chartex" xmlns:cx2="http://schemas.microsoft.com/office/drawing/2015/10/21/chartex" xmlns:cx3="http://schemas.microsoft.com/office/drawing/2016/5/9/chartex" xmlns:cx4="http://schemas.microsoft.com/office/drawing/2016/5/10/chartex" xmlns:cx5="http://schemas.microsoft.com/office/drawing/2016/5/11/chartex" xmlns:cx6="http://schemas.microsoft.com/office/drawing/2016/5/12/chartex" xmlns:cx7="http://schemas.microsoft.com/office/drawing/2016/5/13/chartex" xmlns:cx8="http://schemas.microsoft.com/office/drawing/2016/5/14/chartex" xmlns:mc="http://schemas.openxmlformats.org/markup-compatibility/2006" xmlns:aink="http://schemas.microsoft.com/office/drawing/2016/ink" xmlns:am3d="http://schemas.microsoft.com/office/drawing/2017/model3d" xmlns:o="urn:schemas-microsoft-com:office:office" xmlns:oel="http://schemas.microsoft.com/office/2019/extlst" xmlns:r="http://schemas.openxmlformats.org/officeDocument/2006/relationships" xmlns:m="http://schemas.openxmlformats.org/officeDocument/2006/math" xmlns:v="urn:schemas-microsoft-com:vml" xmlns:wp14="http://schemas.microsoft.com/office/word/2010/wordprocessingDrawing" xmlns:wp="http://schemas.openxmlformats.org/drawingml/2006/wordprocessingDrawing" xmlns:w10="urn:schemas-microsoft-com:office:word" xmlns:w="http://schemas.openxmlformats.org/wordprocessingml/2006/main" xmlns:w14="http://schemas.microsoft.com/office/word/2010/wordml" xmlns:w15="http://schemas.microsoft.com/office/word/2012/wordml" xmlns:w16cex="http://schemas.microsoft.com/office/word/2018/wordml/cex" xmlns:w16cid="http://schemas.microsoft.com/office/word/2016/wordml/cid" xmlns:w16="http://schemas.microsoft.com/office/word/2018/wordml" xmlns:w16du="http://schemas.microsoft.com/office/word/2023/wordml/word16du" xmlns:w16sdtdh="http://schemas.microsoft.com/office/word/2020/wordml/sdtdatahash" xmlns:w16sdtfl="http://schemas.microsoft.com/office/word/2024/wordml/sdtformatlock" xmlns:w16se="http://schemas.microsoft.com/office/word/2015/wordml/symex" xmlns:wpg="http://schemas.microsoft.com/office/word/2010/wordprocessingGroup" xmlns:wpi="http://schemas.microsoft.com/office/word/2010/wordprocessingInk" xmlns:wne="http://schemas.microsoft.com/office/word/2006/wordml" xmlns:wps="http://schemas.microsoft.com/office/word/2010/wordprocessingShape" mc:Ignorable="w14 w15 w16se w16cid w16 w16cex w16sdtdh w16sdtfl w16du wp14">
-  <w:p>
-    <w:pPr>
-      <w:spacing w:after="0" w:line="259" w:lineRule="auto"/>
-      <w:ind w:left="-1368" w:right="2397" w:firstLine="0"/>
-      <w:jc w:val="left"/>
-    </w:pPr>
-    <w:r>
-      <w:rPr>
-        <w:noProof/>
-      </w:rPr>
-      <w:drawing>
-        <wp:anchor distT="0" distB="0" distL="114300" distR="114300" simplePos="0" relativeHeight="251659264" behindDoc="0" locked="0" layoutInCell="1" hidden="0" allowOverlap="1" wp14:anchorId="0DE3462E" wp14:editId="6307F95F">
-          <wp:simplePos x="0" y="0"/>
-          <wp:positionH relativeFrom="page">
-            <wp:posOffset>2390775</wp:posOffset>
-          </wp:positionH>
-          <wp:positionV relativeFrom="page">
-            <wp:posOffset>476250</wp:posOffset>
-          </wp:positionV>
-          <wp:extent cx="2990850" cy="1123950"/>
-          <wp:effectExtent l="0" t="0" r="0" b="0"/>
-          <wp:wrapSquare wrapText="bothSides" distT="0" distB="0" distL="114300" distR="114300"/>
-          <wp:docPr id="163" name="image1.png"/>
-          <wp:cNvGraphicFramePr/>
-          <a:graphic xmlns:a="http://schemas.openxmlformats.org/drawingml/2006/main">
-            <a:graphicData uri="http://schemas.openxmlformats.org/drawingml/2006/picture">
-              <pic:pic xmlns:pic="http://schemas.openxmlformats.org/drawingml/2006/picture">
-                <pic:nvPicPr>
-                  <pic:cNvPr id="0" name="image1.png"/>
-                  <pic:cNvPicPr preferRelativeResize="0"/>
-                </pic:nvPicPr>
-                <pic:blipFill>
-                  <a:blip r:embed="rId1"/>
-                  <a:srcRect/>
-                  <a:stretch>
-                    <a:fillRect/>
-                  </a:stretch>
-                </pic:blipFill>
-                <pic:spPr>
-                  <a:xfrm>
-                    <a:off x="0" y="0"/>
-                    <a:ext cx="2990850" cy="1123950"/>
-                  </a:xfrm>
-                  <a:prstGeom prst="rect">
-                    <a:avLst/>
-                  </a:prstGeom>
-                  <a:ln/>
-                </pic:spPr>
-              </pic:pic>
-            </a:graphicData>
-          </a:graphic>
-        </wp:anchor>
-      </w:drawing>
-    </w:r>
-  </w:p>
-</w:hdr>
 </file>
 
 <file path=word/styles.xml><?xml version="1.0" encoding="utf-8"?>
@@ -3692,18 +3228,17 @@
   <w:docDefaults>
     <w:rPrDefault>
       <w:rPr>
-        <w:rFonts w:ascii="Arial" w:eastAsia="Arial" w:hAnsi="Arial" w:cs="Arial"/>
-        <w:color w:val="595959"/>
-        <w:sz w:val="22"/>
-        <w:szCs w:val="22"/>
-        <w:lang w:val="es-CR" w:eastAsia="en-US" w:bidi="ar-SA"/>
+        <w:rFonts w:asciiTheme="minorHAnsi" w:eastAsiaTheme="minorHAnsi" w:hAnsiTheme="minorHAnsi" w:cstheme="minorBidi"/>
+        <w:kern w:val="2"/>
+        <w:sz w:val="24"/>
+        <w:szCs w:val="24"/>
+        <w:lang w:val="en-SV" w:eastAsia="en-US" w:bidi="ar-SA"/>
+        <w14:ligatures w14:val="standardContextual"/>
       </w:rPr>
     </w:rPrDefault>
     <w:pPrDefault>
       <w:pPr>
-        <w:spacing w:after="168" w:line="323" w:lineRule="auto"/>
-        <w:ind w:left="10"/>
-        <w:jc w:val="both"/>
+        <w:spacing w:after="160" w:line="278" w:lineRule="auto"/>
       </w:pPr>
     </w:pPrDefault>
   </w:docDefaults>
@@ -4088,124 +3623,276 @@
   <w:style w:type="paragraph" w:default="1" w:styleId="Normal">
     <w:name w:val="Normal"/>
     <w:qFormat/>
+    <w:rsid w:val="006A71F6"/>
     <w:pPr>
-      <w:ind w:hanging="10"/>
+      <w:spacing w:after="168" w:line="323" w:lineRule="auto"/>
+      <w:ind w:left="10" w:hanging="10"/>
+      <w:jc w:val="both"/>
     </w:pPr>
+    <w:rPr>
+      <w:rFonts w:ascii="Arial" w:eastAsia="Arial" w:hAnsi="Arial" w:cs="Arial"/>
+      <w:color w:val="595959"/>
+      <w:kern w:val="0"/>
+      <w:sz w:val="22"/>
+      <w:szCs w:val="22"/>
+      <w:lang w:val="es-CR"/>
+      <w14:ligatures w14:val="none"/>
+    </w:rPr>
   </w:style>
   <w:style w:type="paragraph" w:styleId="Heading1">
     <w:name w:val="heading 1"/>
+    <w:basedOn w:val="Normal"/>
     <w:next w:val="Normal"/>
     <w:link w:val="Heading1Char"/>
     <w:uiPriority w:val="9"/>
     <w:qFormat/>
+    <w:rsid w:val="006A71F6"/>
     <w:pPr>
       <w:keepNext/>
       <w:keepLines/>
-      <w:spacing w:after="407" w:line="265" w:lineRule="auto"/>
-      <w:ind w:hanging="10"/>
-      <w:jc w:val="center"/>
+      <w:spacing w:before="360" w:after="80" w:line="278" w:lineRule="auto"/>
+      <w:ind w:left="0" w:firstLine="0"/>
+      <w:jc w:val="left"/>
       <w:outlineLvl w:val="0"/>
     </w:pPr>
     <w:rPr>
-      <w:b/>
-      <w:color w:val="073763"/>
-      <w:sz w:val="38"/>
+      <w:rFonts w:asciiTheme="majorHAnsi" w:eastAsiaTheme="majorEastAsia" w:hAnsiTheme="majorHAnsi" w:cstheme="majorBidi"/>
+      <w:color w:val="0F4761" w:themeColor="accent1" w:themeShade="BF"/>
+      <w:kern w:val="2"/>
+      <w:sz w:val="40"/>
+      <w:szCs w:val="40"/>
+      <w:lang w:val="en-SV"/>
+      <w14:ligatures w14:val="standardContextual"/>
     </w:rPr>
   </w:style>
   <w:style w:type="paragraph" w:styleId="Heading2">
     <w:name w:val="heading 2"/>
+    <w:basedOn w:val="Normal"/>
     <w:next w:val="Normal"/>
     <w:link w:val="Heading2Char"/>
     <w:uiPriority w:val="9"/>
     <w:semiHidden/>
     <w:unhideWhenUsed/>
     <w:qFormat/>
+    <w:rsid w:val="006A71F6"/>
     <w:pPr>
       <w:keepNext/>
       <w:keepLines/>
-      <w:spacing w:after="172" w:line="265" w:lineRule="auto"/>
-      <w:ind w:hanging="10"/>
+      <w:spacing w:before="160" w:after="80" w:line="278" w:lineRule="auto"/>
+      <w:ind w:left="0" w:firstLine="0"/>
+      <w:jc w:val="left"/>
       <w:outlineLvl w:val="1"/>
     </w:pPr>
     <w:rPr>
-      <w:b/>
-      <w:color w:val="073763"/>
+      <w:rFonts w:asciiTheme="majorHAnsi" w:eastAsiaTheme="majorEastAsia" w:hAnsiTheme="majorHAnsi" w:cstheme="majorBidi"/>
+      <w:color w:val="0F4761" w:themeColor="accent1" w:themeShade="BF"/>
+      <w:kern w:val="2"/>
+      <w:sz w:val="32"/>
+      <w:szCs w:val="32"/>
+      <w:lang w:val="en-SV"/>
+      <w14:ligatures w14:val="standardContextual"/>
     </w:rPr>
   </w:style>
   <w:style w:type="paragraph" w:styleId="Heading3">
     <w:name w:val="heading 3"/>
+    <w:basedOn w:val="Normal"/>
     <w:next w:val="Normal"/>
     <w:link w:val="Heading3Char"/>
     <w:uiPriority w:val="9"/>
     <w:semiHidden/>
     <w:unhideWhenUsed/>
     <w:qFormat/>
+    <w:rsid w:val="006A71F6"/>
     <w:pPr>
       <w:keepNext/>
       <w:keepLines/>
-      <w:spacing w:after="202" w:line="259" w:lineRule="auto"/>
+      <w:spacing w:before="160" w:after="80" w:line="278" w:lineRule="auto"/>
+      <w:ind w:left="0" w:firstLine="0"/>
+      <w:jc w:val="left"/>
       <w:outlineLvl w:val="2"/>
     </w:pPr>
     <w:rPr>
-      <w:b/>
+      <w:rFonts w:asciiTheme="minorHAnsi" w:eastAsiaTheme="majorEastAsia" w:hAnsiTheme="minorHAnsi" w:cstheme="majorBidi"/>
+      <w:color w:val="0F4761" w:themeColor="accent1" w:themeShade="BF"/>
+      <w:kern w:val="2"/>
+      <w:sz w:val="28"/>
+      <w:szCs w:val="28"/>
+      <w:lang w:val="en-SV"/>
+      <w14:ligatures w14:val="standardContextual"/>
     </w:rPr>
   </w:style>
   <w:style w:type="paragraph" w:styleId="Heading4">
     <w:name w:val="heading 4"/>
     <w:basedOn w:val="Normal"/>
     <w:next w:val="Normal"/>
+    <w:link w:val="Heading4Char"/>
     <w:uiPriority w:val="9"/>
     <w:semiHidden/>
     <w:unhideWhenUsed/>
     <w:qFormat/>
+    <w:rsid w:val="006A71F6"/>
     <w:pPr>
       <w:keepNext/>
       <w:keepLines/>
-      <w:spacing w:before="240" w:after="40"/>
+      <w:spacing w:before="80" w:after="40" w:line="278" w:lineRule="auto"/>
+      <w:ind w:left="0" w:firstLine="0"/>
+      <w:jc w:val="left"/>
       <w:outlineLvl w:val="3"/>
     </w:pPr>
     <w:rPr>
-      <w:b/>
+      <w:rFonts w:asciiTheme="minorHAnsi" w:eastAsiaTheme="majorEastAsia" w:hAnsiTheme="minorHAnsi" w:cstheme="majorBidi"/>
+      <w:i/>
+      <w:iCs/>
+      <w:color w:val="0F4761" w:themeColor="accent1" w:themeShade="BF"/>
+      <w:kern w:val="2"/>
       <w:sz w:val="24"/>
       <w:szCs w:val="24"/>
+      <w:lang w:val="en-SV"/>
+      <w14:ligatures w14:val="standardContextual"/>
     </w:rPr>
   </w:style>
   <w:style w:type="paragraph" w:styleId="Heading5">
     <w:name w:val="heading 5"/>
     <w:basedOn w:val="Normal"/>
     <w:next w:val="Normal"/>
+    <w:link w:val="Heading5Char"/>
     <w:uiPriority w:val="9"/>
     <w:semiHidden/>
     <w:unhideWhenUsed/>
     <w:qFormat/>
+    <w:rsid w:val="006A71F6"/>
     <w:pPr>
       <w:keepNext/>
       <w:keepLines/>
-      <w:spacing w:before="220" w:after="40"/>
+      <w:spacing w:before="80" w:after="40" w:line="278" w:lineRule="auto"/>
+      <w:ind w:left="0" w:firstLine="0"/>
+      <w:jc w:val="left"/>
       <w:outlineLvl w:val="4"/>
     </w:pPr>
     <w:rPr>
-      <w:b/>
+      <w:rFonts w:asciiTheme="minorHAnsi" w:eastAsiaTheme="majorEastAsia" w:hAnsiTheme="minorHAnsi" w:cstheme="majorBidi"/>
+      <w:color w:val="0F4761" w:themeColor="accent1" w:themeShade="BF"/>
+      <w:kern w:val="2"/>
+      <w:sz w:val="24"/>
+      <w:szCs w:val="24"/>
+      <w:lang w:val="en-SV"/>
+      <w14:ligatures w14:val="standardContextual"/>
     </w:rPr>
   </w:style>
   <w:style w:type="paragraph" w:styleId="Heading6">
     <w:name w:val="heading 6"/>
     <w:basedOn w:val="Normal"/>
     <w:next w:val="Normal"/>
+    <w:link w:val="Heading6Char"/>
     <w:uiPriority w:val="9"/>
     <w:semiHidden/>
     <w:unhideWhenUsed/>
     <w:qFormat/>
+    <w:rsid w:val="006A71F6"/>
     <w:pPr>
       <w:keepNext/>
       <w:keepLines/>
-      <w:spacing w:before="200" w:after="40"/>
+      <w:spacing w:before="40" w:after="0" w:line="278" w:lineRule="auto"/>
+      <w:ind w:left="0" w:firstLine="0"/>
+      <w:jc w:val="left"/>
       <w:outlineLvl w:val="5"/>
     </w:pPr>
     <w:rPr>
-      <w:b/>
-      <w:sz w:val="20"/>
-      <w:szCs w:val="20"/>
+      <w:rFonts w:asciiTheme="minorHAnsi" w:eastAsiaTheme="majorEastAsia" w:hAnsiTheme="minorHAnsi" w:cstheme="majorBidi"/>
+      <w:i/>
+      <w:iCs/>
+      <w:color w:val="595959" w:themeColor="text1" w:themeTint="A6"/>
+      <w:kern w:val="2"/>
+      <w:sz w:val="24"/>
+      <w:szCs w:val="24"/>
+      <w:lang w:val="en-SV"/>
+      <w14:ligatures w14:val="standardContextual"/>
+    </w:rPr>
+  </w:style>
+  <w:style w:type="paragraph" w:styleId="Heading7">
+    <w:name w:val="heading 7"/>
+    <w:basedOn w:val="Normal"/>
+    <w:next w:val="Normal"/>
+    <w:link w:val="Heading7Char"/>
+    <w:uiPriority w:val="9"/>
+    <w:semiHidden/>
+    <w:unhideWhenUsed/>
+    <w:qFormat/>
+    <w:rsid w:val="006A71F6"/>
+    <w:pPr>
+      <w:keepNext/>
+      <w:keepLines/>
+      <w:spacing w:before="40" w:after="0" w:line="278" w:lineRule="auto"/>
+      <w:ind w:left="0" w:firstLine="0"/>
+      <w:jc w:val="left"/>
+      <w:outlineLvl w:val="6"/>
+    </w:pPr>
+    <w:rPr>
+      <w:rFonts w:asciiTheme="minorHAnsi" w:eastAsiaTheme="majorEastAsia" w:hAnsiTheme="minorHAnsi" w:cstheme="majorBidi"/>
+      <w:color w:val="595959" w:themeColor="text1" w:themeTint="A6"/>
+      <w:kern w:val="2"/>
+      <w:sz w:val="24"/>
+      <w:szCs w:val="24"/>
+      <w:lang w:val="en-SV"/>
+      <w14:ligatures w14:val="standardContextual"/>
+    </w:rPr>
+  </w:style>
+  <w:style w:type="paragraph" w:styleId="Heading8">
+    <w:name w:val="heading 8"/>
+    <w:basedOn w:val="Normal"/>
+    <w:next w:val="Normal"/>
+    <w:link w:val="Heading8Char"/>
+    <w:uiPriority w:val="9"/>
+    <w:semiHidden/>
+    <w:unhideWhenUsed/>
+    <w:qFormat/>
+    <w:rsid w:val="006A71F6"/>
+    <w:pPr>
+      <w:keepNext/>
+      <w:keepLines/>
+      <w:spacing w:after="0" w:line="278" w:lineRule="auto"/>
+      <w:ind w:left="0" w:firstLine="0"/>
+      <w:jc w:val="left"/>
+      <w:outlineLvl w:val="7"/>
+    </w:pPr>
+    <w:rPr>
+      <w:rFonts w:asciiTheme="minorHAnsi" w:eastAsiaTheme="majorEastAsia" w:hAnsiTheme="minorHAnsi" w:cstheme="majorBidi"/>
+      <w:i/>
+      <w:iCs/>
+      <w:color w:val="272727" w:themeColor="text1" w:themeTint="D8"/>
+      <w:kern w:val="2"/>
+      <w:sz w:val="24"/>
+      <w:szCs w:val="24"/>
+      <w:lang w:val="en-SV"/>
+      <w14:ligatures w14:val="standardContextual"/>
+    </w:rPr>
+  </w:style>
+  <w:style w:type="paragraph" w:styleId="Heading9">
+    <w:name w:val="heading 9"/>
+    <w:basedOn w:val="Normal"/>
+    <w:next w:val="Normal"/>
+    <w:link w:val="Heading9Char"/>
+    <w:uiPriority w:val="9"/>
+    <w:semiHidden/>
+    <w:unhideWhenUsed/>
+    <w:qFormat/>
+    <w:rsid w:val="006A71F6"/>
+    <w:pPr>
+      <w:keepNext/>
+      <w:keepLines/>
+      <w:spacing w:after="0" w:line="278" w:lineRule="auto"/>
+      <w:ind w:left="0" w:firstLine="0"/>
+      <w:jc w:val="left"/>
+      <w:outlineLvl w:val="8"/>
+    </w:pPr>
+    <w:rPr>
+      <w:rFonts w:asciiTheme="minorHAnsi" w:eastAsiaTheme="majorEastAsia" w:hAnsiTheme="minorHAnsi" w:cstheme="majorBidi"/>
+      <w:color w:val="272727" w:themeColor="text1" w:themeTint="D8"/>
+      <w:kern w:val="2"/>
+      <w:sz w:val="24"/>
+      <w:szCs w:val="24"/>
+      <w:lang w:val="en-SV"/>
+      <w14:ligatures w14:val="standardContextual"/>
     </w:rPr>
   </w:style>
   <w:style w:type="character" w:default="1" w:styleId="DefaultParagraphFont">
@@ -4235,128 +3922,362 @@
     <w:semiHidden/>
     <w:unhideWhenUsed/>
   </w:style>
-  <w:style w:type="table" w:customStyle="1" w:styleId="TableNormal0">
-    <w:name w:val="TableNormal"/>
-    <w:tblPr>
-      <w:tblCellMar>
-        <w:top w:w="100" w:type="dxa"/>
-        <w:left w:w="100" w:type="dxa"/>
-        <w:bottom w:w="100" w:type="dxa"/>
-        <w:right w:w="100" w:type="dxa"/>
-      </w:tblCellMar>
-    </w:tblPr>
+  <w:style w:type="character" w:customStyle="1" w:styleId="Heading1Char">
+    <w:name w:val="Heading 1 Char"/>
+    <w:basedOn w:val="DefaultParagraphFont"/>
+    <w:link w:val="Heading1"/>
+    <w:uiPriority w:val="9"/>
+    <w:rsid w:val="006A71F6"/>
+    <w:rPr>
+      <w:rFonts w:asciiTheme="majorHAnsi" w:eastAsiaTheme="majorEastAsia" w:hAnsiTheme="majorHAnsi" w:cstheme="majorBidi"/>
+      <w:color w:val="0F4761" w:themeColor="accent1" w:themeShade="BF"/>
+      <w:sz w:val="40"/>
+      <w:szCs w:val="40"/>
+    </w:rPr>
+  </w:style>
+  <w:style w:type="character" w:customStyle="1" w:styleId="Heading2Char">
+    <w:name w:val="Heading 2 Char"/>
+    <w:basedOn w:val="DefaultParagraphFont"/>
+    <w:link w:val="Heading2"/>
+    <w:uiPriority w:val="9"/>
+    <w:semiHidden/>
+    <w:rsid w:val="006A71F6"/>
+    <w:rPr>
+      <w:rFonts w:asciiTheme="majorHAnsi" w:eastAsiaTheme="majorEastAsia" w:hAnsiTheme="majorHAnsi" w:cstheme="majorBidi"/>
+      <w:color w:val="0F4761" w:themeColor="accent1" w:themeShade="BF"/>
+      <w:sz w:val="32"/>
+      <w:szCs w:val="32"/>
+    </w:rPr>
+  </w:style>
+  <w:style w:type="character" w:customStyle="1" w:styleId="Heading3Char">
+    <w:name w:val="Heading 3 Char"/>
+    <w:basedOn w:val="DefaultParagraphFont"/>
+    <w:link w:val="Heading3"/>
+    <w:uiPriority w:val="9"/>
+    <w:semiHidden/>
+    <w:rsid w:val="006A71F6"/>
+    <w:rPr>
+      <w:rFonts w:eastAsiaTheme="majorEastAsia" w:cstheme="majorBidi"/>
+      <w:color w:val="0F4761" w:themeColor="accent1" w:themeShade="BF"/>
+      <w:sz w:val="28"/>
+      <w:szCs w:val="28"/>
+    </w:rPr>
+  </w:style>
+  <w:style w:type="character" w:customStyle="1" w:styleId="Heading4Char">
+    <w:name w:val="Heading 4 Char"/>
+    <w:basedOn w:val="DefaultParagraphFont"/>
+    <w:link w:val="Heading4"/>
+    <w:uiPriority w:val="9"/>
+    <w:semiHidden/>
+    <w:rsid w:val="006A71F6"/>
+    <w:rPr>
+      <w:rFonts w:eastAsiaTheme="majorEastAsia" w:cstheme="majorBidi"/>
+      <w:i/>
+      <w:iCs/>
+      <w:color w:val="0F4761" w:themeColor="accent1" w:themeShade="BF"/>
+    </w:rPr>
+  </w:style>
+  <w:style w:type="character" w:customStyle="1" w:styleId="Heading5Char">
+    <w:name w:val="Heading 5 Char"/>
+    <w:basedOn w:val="DefaultParagraphFont"/>
+    <w:link w:val="Heading5"/>
+    <w:uiPriority w:val="9"/>
+    <w:semiHidden/>
+    <w:rsid w:val="006A71F6"/>
+    <w:rPr>
+      <w:rFonts w:eastAsiaTheme="majorEastAsia" w:cstheme="majorBidi"/>
+      <w:color w:val="0F4761" w:themeColor="accent1" w:themeShade="BF"/>
+    </w:rPr>
+  </w:style>
+  <w:style w:type="character" w:customStyle="1" w:styleId="Heading6Char">
+    <w:name w:val="Heading 6 Char"/>
+    <w:basedOn w:val="DefaultParagraphFont"/>
+    <w:link w:val="Heading6"/>
+    <w:uiPriority w:val="9"/>
+    <w:semiHidden/>
+    <w:rsid w:val="006A71F6"/>
+    <w:rPr>
+      <w:rFonts w:eastAsiaTheme="majorEastAsia" w:cstheme="majorBidi"/>
+      <w:i/>
+      <w:iCs/>
+      <w:color w:val="595959" w:themeColor="text1" w:themeTint="A6"/>
+    </w:rPr>
+  </w:style>
+  <w:style w:type="character" w:customStyle="1" w:styleId="Heading7Char">
+    <w:name w:val="Heading 7 Char"/>
+    <w:basedOn w:val="DefaultParagraphFont"/>
+    <w:link w:val="Heading7"/>
+    <w:uiPriority w:val="9"/>
+    <w:semiHidden/>
+    <w:rsid w:val="006A71F6"/>
+    <w:rPr>
+      <w:rFonts w:eastAsiaTheme="majorEastAsia" w:cstheme="majorBidi"/>
+      <w:color w:val="595959" w:themeColor="text1" w:themeTint="A6"/>
+    </w:rPr>
+  </w:style>
+  <w:style w:type="character" w:customStyle="1" w:styleId="Heading8Char">
+    <w:name w:val="Heading 8 Char"/>
+    <w:basedOn w:val="DefaultParagraphFont"/>
+    <w:link w:val="Heading8"/>
+    <w:uiPriority w:val="9"/>
+    <w:semiHidden/>
+    <w:rsid w:val="006A71F6"/>
+    <w:rPr>
+      <w:rFonts w:eastAsiaTheme="majorEastAsia" w:cstheme="majorBidi"/>
+      <w:i/>
+      <w:iCs/>
+      <w:color w:val="272727" w:themeColor="text1" w:themeTint="D8"/>
+    </w:rPr>
+  </w:style>
+  <w:style w:type="character" w:customStyle="1" w:styleId="Heading9Char">
+    <w:name w:val="Heading 9 Char"/>
+    <w:basedOn w:val="DefaultParagraphFont"/>
+    <w:link w:val="Heading9"/>
+    <w:uiPriority w:val="9"/>
+    <w:semiHidden/>
+    <w:rsid w:val="006A71F6"/>
+    <w:rPr>
+      <w:rFonts w:eastAsiaTheme="majorEastAsia" w:cstheme="majorBidi"/>
+      <w:color w:val="272727" w:themeColor="text1" w:themeTint="D8"/>
+    </w:rPr>
   </w:style>
   <w:style w:type="paragraph" w:styleId="Title">
     <w:name w:val="Title"/>
     <w:basedOn w:val="Normal"/>
     <w:next w:val="Normal"/>
+    <w:link w:val="TitleChar"/>
     <w:uiPriority w:val="10"/>
     <w:qFormat/>
+    <w:rsid w:val="006A71F6"/>
     <w:pPr>
-      <w:keepNext/>
-      <w:keepLines/>
-      <w:spacing w:before="480" w:after="120"/>
+      <w:spacing w:after="80" w:line="240" w:lineRule="auto"/>
+      <w:ind w:left="0" w:firstLine="0"/>
+      <w:contextualSpacing/>
+      <w:jc w:val="left"/>
     </w:pPr>
     <w:rPr>
-      <w:b/>
-      <w:sz w:val="72"/>
-      <w:szCs w:val="72"/>
+      <w:rFonts w:asciiTheme="majorHAnsi" w:eastAsiaTheme="majorEastAsia" w:hAnsiTheme="majorHAnsi" w:cstheme="majorBidi"/>
+      <w:color w:val="auto"/>
+      <w:spacing w:val="-10"/>
+      <w:kern w:val="28"/>
+      <w:sz w:val="56"/>
+      <w:szCs w:val="56"/>
+      <w:lang w:val="en-SV"/>
+      <w14:ligatures w14:val="standardContextual"/>
     </w:rPr>
   </w:style>
-  <w:style w:type="character" w:customStyle="1" w:styleId="Heading2Char">
-    <w:name w:val="Heading 2 Char"/>
-    <w:link w:val="Heading2"/>
+  <w:style w:type="character" w:customStyle="1" w:styleId="TitleChar">
+    <w:name w:val="Title Char"/>
+    <w:basedOn w:val="DefaultParagraphFont"/>
+    <w:link w:val="Title"/>
+    <w:uiPriority w:val="10"/>
+    <w:rsid w:val="006A71F6"/>
     <w:rPr>
-      <w:rFonts w:ascii="Arial" w:eastAsia="Arial" w:hAnsi="Arial" w:cs="Arial"/>
-      <w:b/>
-      <w:color w:val="073763"/>
-      <w:sz w:val="24"/>
+      <w:rFonts w:asciiTheme="majorHAnsi" w:eastAsiaTheme="majorEastAsia" w:hAnsiTheme="majorHAnsi" w:cstheme="majorBidi"/>
+      <w:spacing w:val="-10"/>
+      <w:kern w:val="28"/>
+      <w:sz w:val="56"/>
+      <w:szCs w:val="56"/>
     </w:rPr>
-  </w:style>
-  <w:style w:type="character" w:customStyle="1" w:styleId="Heading3Char">
-    <w:name w:val="Heading 3 Char"/>
-    <w:link w:val="Heading3"/>
-    <w:rPr>
-      <w:rFonts w:ascii="Arial" w:eastAsia="Arial" w:hAnsi="Arial" w:cs="Arial"/>
-      <w:b/>
-      <w:color w:val="595959"/>
-      <w:sz w:val="24"/>
-    </w:rPr>
-  </w:style>
-  <w:style w:type="character" w:customStyle="1" w:styleId="Heading1Char">
-    <w:name w:val="Heading 1 Char"/>
-    <w:link w:val="Heading1"/>
-    <w:rPr>
-      <w:rFonts w:ascii="Arial" w:eastAsia="Arial" w:hAnsi="Arial" w:cs="Arial"/>
-      <w:b/>
-      <w:color w:val="073763"/>
-      <w:sz w:val="38"/>
-    </w:rPr>
-  </w:style>
-  <w:style w:type="table" w:customStyle="1" w:styleId="TableGrid">
-    <w:name w:val="TableGrid"/>
-    <w:tblPr>
-      <w:tblCellMar>
-        <w:top w:w="0" w:type="dxa"/>
-        <w:left w:w="0" w:type="dxa"/>
-        <w:bottom w:w="0" w:type="dxa"/>
-        <w:right w:w="0" w:type="dxa"/>
-      </w:tblCellMar>
-    </w:tblPr>
   </w:style>
   <w:style w:type="paragraph" w:styleId="Subtitle">
     <w:name w:val="Subtitle"/>
     <w:basedOn w:val="Normal"/>
     <w:next w:val="Normal"/>
+    <w:link w:val="SubtitleChar"/>
     <w:uiPriority w:val="11"/>
     <w:qFormat/>
+    <w:rsid w:val="006A71F6"/>
     <w:pPr>
-      <w:keepNext/>
-      <w:keepLines/>
-      <w:spacing w:before="360" w:after="80"/>
+      <w:numPr>
+        <w:ilvl w:val="1"/>
+      </w:numPr>
+      <w:spacing w:after="160" w:line="278" w:lineRule="auto"/>
+      <w:jc w:val="left"/>
     </w:pPr>
     <w:rPr>
-      <w:rFonts w:ascii="Georgia" w:eastAsia="Georgia" w:hAnsi="Georgia" w:cs="Georgia"/>
+      <w:rFonts w:asciiTheme="minorHAnsi" w:eastAsiaTheme="majorEastAsia" w:hAnsiTheme="minorHAnsi" w:cstheme="majorBidi"/>
+      <w:color w:val="595959" w:themeColor="text1" w:themeTint="A6"/>
+      <w:spacing w:val="15"/>
+      <w:kern w:val="2"/>
+      <w:sz w:val="28"/>
+      <w:szCs w:val="28"/>
+      <w:lang w:val="en-SV"/>
+      <w14:ligatures w14:val="standardContextual"/>
+    </w:rPr>
+  </w:style>
+  <w:style w:type="character" w:customStyle="1" w:styleId="SubtitleChar">
+    <w:name w:val="Subtitle Char"/>
+    <w:basedOn w:val="DefaultParagraphFont"/>
+    <w:link w:val="Subtitle"/>
+    <w:uiPriority w:val="11"/>
+    <w:rsid w:val="006A71F6"/>
+    <w:rPr>
+      <w:rFonts w:eastAsiaTheme="majorEastAsia" w:cstheme="majorBidi"/>
+      <w:color w:val="595959" w:themeColor="text1" w:themeTint="A6"/>
+      <w:spacing w:val="15"/>
+      <w:sz w:val="28"/>
+      <w:szCs w:val="28"/>
+    </w:rPr>
+  </w:style>
+  <w:style w:type="paragraph" w:styleId="Quote">
+    <w:name w:val="Quote"/>
+    <w:basedOn w:val="Normal"/>
+    <w:next w:val="Normal"/>
+    <w:link w:val="QuoteChar"/>
+    <w:uiPriority w:val="29"/>
+    <w:qFormat/>
+    <w:rsid w:val="006A71F6"/>
+    <w:pPr>
+      <w:spacing w:before="160" w:after="160" w:line="278" w:lineRule="auto"/>
+      <w:ind w:left="0" w:firstLine="0"/>
+      <w:jc w:val="center"/>
+    </w:pPr>
+    <w:rPr>
+      <w:rFonts w:asciiTheme="minorHAnsi" w:eastAsiaTheme="minorHAnsi" w:hAnsiTheme="minorHAnsi" w:cstheme="minorBidi"/>
       <w:i/>
       <w:iCs/>
-      <w:color w:val="666666"/>
-      <w:sz w:val="48"/>
-      <w:szCs w:val="48"/>
+      <w:color w:val="404040" w:themeColor="text1" w:themeTint="BF"/>
+      <w:kern w:val="2"/>
+      <w:sz w:val="24"/>
+      <w:szCs w:val="24"/>
+      <w:lang w:val="en-SV"/>
+      <w14:ligatures w14:val="standardContextual"/>
     </w:rPr>
   </w:style>
-  <w:style w:type="character" w:styleId="Strong">
-    <w:name w:val="Strong"/>
+  <w:style w:type="character" w:customStyle="1" w:styleId="QuoteChar">
+    <w:name w:val="Quote Char"/>
     <w:basedOn w:val="DefaultParagraphFont"/>
-    <w:uiPriority w:val="22"/>
+    <w:link w:val="Quote"/>
+    <w:uiPriority w:val="29"/>
+    <w:rsid w:val="006A71F6"/>
+    <w:rPr>
+      <w:i/>
+      <w:iCs/>
+      <w:color w:val="404040" w:themeColor="text1" w:themeTint="BF"/>
+    </w:rPr>
+  </w:style>
+  <w:style w:type="paragraph" w:styleId="ListParagraph">
+    <w:name w:val="List Paragraph"/>
+    <w:basedOn w:val="Normal"/>
+    <w:uiPriority w:val="34"/>
     <w:qFormat/>
-    <w:rsid w:val="007C0EB0"/>
+    <w:rsid w:val="006A71F6"/>
+    <w:pPr>
+      <w:spacing w:after="160" w:line="278" w:lineRule="auto"/>
+      <w:ind w:left="720" w:firstLine="0"/>
+      <w:contextualSpacing/>
+      <w:jc w:val="left"/>
+    </w:pPr>
+    <w:rPr>
+      <w:rFonts w:asciiTheme="minorHAnsi" w:eastAsiaTheme="minorHAnsi" w:hAnsiTheme="minorHAnsi" w:cstheme="minorBidi"/>
+      <w:color w:val="auto"/>
+      <w:kern w:val="2"/>
+      <w:sz w:val="24"/>
+      <w:szCs w:val="24"/>
+      <w:lang w:val="en-SV"/>
+      <w14:ligatures w14:val="standardContextual"/>
+    </w:rPr>
+  </w:style>
+  <w:style w:type="character" w:styleId="IntenseEmphasis">
+    <w:name w:val="Intense Emphasis"/>
+    <w:basedOn w:val="DefaultParagraphFont"/>
+    <w:uiPriority w:val="21"/>
+    <w:qFormat/>
+    <w:rsid w:val="006A71F6"/>
+    <w:rPr>
+      <w:i/>
+      <w:iCs/>
+      <w:color w:val="0F4761" w:themeColor="accent1" w:themeShade="BF"/>
+    </w:rPr>
+  </w:style>
+  <w:style w:type="paragraph" w:styleId="IntenseQuote">
+    <w:name w:val="Intense Quote"/>
+    <w:basedOn w:val="Normal"/>
+    <w:next w:val="Normal"/>
+    <w:link w:val="IntenseQuoteChar"/>
+    <w:uiPriority w:val="30"/>
+    <w:qFormat/>
+    <w:rsid w:val="006A71F6"/>
+    <w:pPr>
+      <w:pBdr>
+        <w:top w:val="single" w:sz="4" w:space="10" w:color="0F4761" w:themeColor="accent1" w:themeShade="BF"/>
+        <w:bottom w:val="single" w:sz="4" w:space="10" w:color="0F4761" w:themeColor="accent1" w:themeShade="BF"/>
+      </w:pBdr>
+      <w:spacing w:before="360" w:after="360" w:line="278" w:lineRule="auto"/>
+      <w:ind w:left="864" w:right="864" w:firstLine="0"/>
+      <w:jc w:val="center"/>
+    </w:pPr>
+    <w:rPr>
+      <w:rFonts w:asciiTheme="minorHAnsi" w:eastAsiaTheme="minorHAnsi" w:hAnsiTheme="minorHAnsi" w:cstheme="minorBidi"/>
+      <w:i/>
+      <w:iCs/>
+      <w:color w:val="0F4761" w:themeColor="accent1" w:themeShade="BF"/>
+      <w:kern w:val="2"/>
+      <w:sz w:val="24"/>
+      <w:szCs w:val="24"/>
+      <w:lang w:val="en-SV"/>
+      <w14:ligatures w14:val="standardContextual"/>
+    </w:rPr>
+  </w:style>
+  <w:style w:type="character" w:customStyle="1" w:styleId="IntenseQuoteChar">
+    <w:name w:val="Intense Quote Char"/>
+    <w:basedOn w:val="DefaultParagraphFont"/>
+    <w:link w:val="IntenseQuote"/>
+    <w:uiPriority w:val="30"/>
+    <w:rsid w:val="006A71F6"/>
+    <w:rPr>
+      <w:i/>
+      <w:iCs/>
+      <w:color w:val="0F4761" w:themeColor="accent1" w:themeShade="BF"/>
+    </w:rPr>
+  </w:style>
+  <w:style w:type="character" w:styleId="IntenseReference">
+    <w:name w:val="Intense Reference"/>
+    <w:basedOn w:val="DefaultParagraphFont"/>
+    <w:uiPriority w:val="32"/>
+    <w:qFormat/>
+    <w:rsid w:val="006A71F6"/>
     <w:rPr>
       <w:b/>
       <w:bCs/>
+      <w:smallCaps/>
+      <w:color w:val="0F4761" w:themeColor="accent1" w:themeShade="BF"/>
+      <w:spacing w:val="5"/>
     </w:rPr>
   </w:style>
-  <w:style w:type="character" w:styleId="Hyperlink">
-    <w:name w:val="Hyperlink"/>
-    <w:basedOn w:val="DefaultParagraphFont"/>
+  <w:style w:type="paragraph" w:styleId="Header">
+    <w:name w:val="header"/>
+    <w:basedOn w:val="Normal"/>
+    <w:link w:val="HeaderChar"/>
     <w:uiPriority w:val="99"/>
     <w:unhideWhenUsed/>
-    <w:rsid w:val="007C0EB0"/>
+    <w:rsid w:val="006A71F6"/>
+    <w:pPr>
+      <w:tabs>
+        <w:tab w:val="center" w:pos="4680"/>
+        <w:tab w:val="right" w:pos="9360"/>
+      </w:tabs>
+      <w:spacing w:after="0" w:line="240" w:lineRule="auto"/>
+      <w:ind w:left="0" w:firstLine="0"/>
+      <w:jc w:val="left"/>
+    </w:pPr>
     <w:rPr>
-      <w:color w:val="0000FF"/>
-      <w:u w:val="single"/>
+      <w:rFonts w:asciiTheme="minorHAnsi" w:eastAsiaTheme="minorHAnsi" w:hAnsiTheme="minorHAnsi" w:cstheme="minorBidi"/>
+      <w:color w:val="auto"/>
+      <w:kern w:val="2"/>
+      <w:sz w:val="24"/>
+      <w:szCs w:val="24"/>
+      <w:lang w:val="en-SV"/>
+      <w14:ligatures w14:val="standardContextual"/>
     </w:rPr>
   </w:style>
-  <w:style w:type="character" w:styleId="UnresolvedMention">
-    <w:name w:val="Unresolved Mention"/>
+  <w:style w:type="character" w:customStyle="1" w:styleId="HeaderChar">
+    <w:name w:val="Header Char"/>
     <w:basedOn w:val="DefaultParagraphFont"/>
+    <w:link w:val="Header"/>
     <w:uiPriority w:val="99"/>
-    <w:semiHidden/>
-    <w:unhideWhenUsed/>
-    <w:rsid w:val="00700E6E"/>
-    <w:rPr>
-      <w:color w:val="605E5C"/>
-      <w:shd w:val="clear" w:color="auto" w:fill="E1DFDD"/>
-    </w:rPr>
+    <w:rsid w:val="006A71F6"/>
   </w:style>
   <w:style w:type="paragraph" w:styleId="Footer">
     <w:name w:val="footer"/>
@@ -4364,27 +4285,49 @@
     <w:link w:val="FooterChar"/>
     <w:uiPriority w:val="99"/>
     <w:unhideWhenUsed/>
-    <w:rsid w:val="00F370CA"/>
+    <w:rsid w:val="006A71F6"/>
     <w:pPr>
       <w:tabs>
         <w:tab w:val="center" w:pos="4680"/>
         <w:tab w:val="right" w:pos="9360"/>
       </w:tabs>
       <w:spacing w:after="0" w:line="240" w:lineRule="auto"/>
+      <w:ind w:left="0" w:firstLine="0"/>
+      <w:jc w:val="left"/>
     </w:pPr>
+    <w:rPr>
+      <w:rFonts w:asciiTheme="minorHAnsi" w:eastAsiaTheme="minorHAnsi" w:hAnsiTheme="minorHAnsi" w:cstheme="minorBidi"/>
+      <w:color w:val="auto"/>
+      <w:kern w:val="2"/>
+      <w:sz w:val="24"/>
+      <w:szCs w:val="24"/>
+      <w:lang w:val="en-SV"/>
+      <w14:ligatures w14:val="standardContextual"/>
+    </w:rPr>
   </w:style>
   <w:style w:type="character" w:customStyle="1" w:styleId="FooterChar">
     <w:name w:val="Footer Char"/>
     <w:basedOn w:val="DefaultParagraphFont"/>
     <w:link w:val="Footer"/>
     <w:uiPriority w:val="99"/>
-    <w:rsid w:val="00F370CA"/>
+    <w:rsid w:val="006A71F6"/>
+  </w:style>
+  <w:style w:type="character" w:styleId="Hyperlink">
+    <w:name w:val="Hyperlink"/>
+    <w:basedOn w:val="DefaultParagraphFont"/>
+    <w:uiPriority w:val="99"/>
+    <w:unhideWhenUsed/>
+    <w:rsid w:val="006A71F6"/>
+    <w:rPr>
+      <w:color w:val="0000FF"/>
+      <w:u w:val="single"/>
+    </w:rPr>
   </w:style>
 </w:styles>
 </file>
 
 <file path=word/theme/theme1.xml><?xml version="1.0" encoding="utf-8"?>
-<a:theme xmlns:a="http://schemas.openxmlformats.org/drawingml/2006/main" name="Tema de Office">
+<a:theme xmlns:a="http://schemas.openxmlformats.org/drawingml/2006/main" name="Office Theme">
   <a:themeElements>
     <a:clrScheme name="Office">
       <a:dk1>
@@ -4394,39 +4337,39 @@
         <a:sysClr val="window" lastClr="FFFFFF"/>
       </a:lt1>
       <a:dk2>
-        <a:srgbClr val="44546A"/>
+        <a:srgbClr val="0E2841"/>
       </a:dk2>
       <a:lt2>
-        <a:srgbClr val="E7E6E6"/>
+        <a:srgbClr val="E8E8E8"/>
       </a:lt2>
       <a:accent1>
-        <a:srgbClr val="4472C4"/>
+        <a:srgbClr val="156082"/>
       </a:accent1>
       <a:accent2>
-        <a:srgbClr val="ED7D31"/>
+        <a:srgbClr val="E97132"/>
       </a:accent2>
       <a:accent3>
-        <a:srgbClr val="A5A5A5"/>
+        <a:srgbClr val="196B24"/>
       </a:accent3>
       <a:accent4>
-        <a:srgbClr val="FFC000"/>
+        <a:srgbClr val="0F9ED5"/>
       </a:accent4>
       <a:accent5>
-        <a:srgbClr val="5B9BD5"/>
+        <a:srgbClr val="A02B93"/>
       </a:accent5>
       <a:accent6>
-        <a:srgbClr val="70AD47"/>
+        <a:srgbClr val="4EA72E"/>
       </a:accent6>
       <a:hlink>
-        <a:srgbClr val="0563C1"/>
+        <a:srgbClr val="467886"/>
       </a:hlink>
       <a:folHlink>
-        <a:srgbClr val="954F72"/>
+        <a:srgbClr val="96607D"/>
       </a:folHlink>
     </a:clrScheme>
     <a:fontScheme name="Office">
       <a:majorFont>
-        <a:latin typeface="Calibri Light" panose="020F0302020204030204"/>
+        <a:latin typeface="Aptos Display" panose="02110004020202020204"/>
         <a:ea typeface=""/>
         <a:cs typeface=""/>
         <a:font script="Jpan" typeface="游ゴシック Light"/>
@@ -4478,10 +4421,10 @@
         <a:font script="Tfng" typeface="Ebrima"/>
       </a:majorFont>
       <a:minorFont>
-        <a:latin typeface="Calibri" panose="020F0502020204030204"/>
+        <a:latin typeface="Aptos" panose="02110004020202020204"/>
         <a:ea typeface=""/>
         <a:cs typeface=""/>
-        <a:font script="Jpan" typeface="游明朝"/>
+        <a:font script="Jpan" typeface="游ゴシック"/>
         <a:font script="Hang" typeface="맑은 고딕"/>
         <a:font script="Hans" typeface="等线"/>
         <a:font script="Hant" typeface="新細明體"/>
@@ -4676,19 +4619,4 @@
     </a:ext>
   </a:extLst>
 </a:theme>
-</file>
-
-<file path=customXml/item1.xml><?xml version="1.0" encoding="utf-8"?>
-<go:gDocsCustomXmlDataStorage xmlns:go="http://customooxmlschemas.google.com/" xmlns:r="http://schemas.openxmlformats.org/officeDocument/2006/relationships" uri="GoogleDocsCustomDataVersion2">
-  <go:docsCustomData xmlns:go="http://customooxmlschemas.google.com/" roundtripDataSignature="AMtx7minJnpg5lhr3Ztmyyh1pLpHqSgBNw==">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</go:docsCustomData>
-</go:gDocsCustomXmlDataStorage>
-</file>
-
-<file path=customXml/itemProps1.xml><?xml version="1.0" encoding="utf-8"?>
-<ds:datastoreItem xmlns:ds="http://schemas.openxmlformats.org/officeDocument/2006/customXml" ds:itemID="{11111111-1234-1234-1234-123412341234}">
-  <ds:schemaRefs>
-    <ds:schemaRef ds:uri="http://customooxmlschemas.google.com/"/>
-    <ds:schemaRef ds:uri="http://schemas.openxmlformats.org/officeDocument/2006/relationships"/>
-  </ds:schemaRefs>
-</ds:datastoreItem>
 </file>
--- a/Marco Castro CV 2026.docx
+++ b/Marco Castro CV 2026.docx
@@ -473,7 +473,7 @@
           <w:sz w:val="24"/>
           <w:szCs w:val="24"/>
         </w:rPr>
-        <w:t xml:space="preserve">· Lenguajes: </w:t>
+        <w:t xml:space="preserve">· Lenguajes: JavaScript, </w:t>
       </w:r>
       <w:proofErr w:type="spellStart"/>
       <w:r>
@@ -482,7 +482,7 @@
           <w:sz w:val="24"/>
           <w:szCs w:val="24"/>
         </w:rPr>
-        <w:t>React</w:t>
+        <w:t>Php</w:t>
       </w:r>
       <w:proofErr w:type="spellEnd"/>
       <w:r>
@@ -491,7 +491,32 @@
           <w:sz w:val="24"/>
           <w:szCs w:val="24"/>
         </w:rPr>
-        <w:t xml:space="preserve"> JavaScript (ES6+), </w:t>
+        <w:t>, Java, HTML5, CSS3</w:t>
+      </w:r>
+    </w:p>
+    <w:p>
+      <w:pPr>
+        <w:tabs>
+          <w:tab w:val="left" w:pos="820"/>
+          <w:tab w:val="left" w:pos="821"/>
+        </w:tabs>
+        <w:spacing w:after="0" w:line="276" w:lineRule="auto"/>
+        <w:ind w:left="0"/>
+        <w:rPr>
+          <w:color w:val="000000"/>
+          <w:sz w:val="24"/>
+          <w:szCs w:val="24"/>
+          <w:lang w:val="en-US"/>
+        </w:rPr>
+      </w:pPr>
+      <w:r>
+        <w:rPr>
+          <w:color w:val="000000"/>
+          <w:sz w:val="24"/>
+          <w:szCs w:val="24"/>
+          <w:lang w:val="en-US"/>
+        </w:rPr>
+        <w:t xml:space="preserve">· Front-End: </w:t>
       </w:r>
       <w:proofErr w:type="spellStart"/>
       <w:r>
@@ -499,8 +524,9 @@
           <w:color w:val="000000"/>
           <w:sz w:val="24"/>
           <w:szCs w:val="24"/>
-        </w:rPr>
-        <w:t>Php</w:t>
+          <w:lang w:val="en-US"/>
+        </w:rPr>
+        <w:t>Jquery</w:t>
       </w:r>
       <w:proofErr w:type="spellEnd"/>
       <w:r>
@@ -508,25 +534,10 @@
           <w:color w:val="000000"/>
           <w:sz w:val="24"/>
           <w:szCs w:val="24"/>
-        </w:rPr>
-        <w:t>, Java, HTML5, CSS3</w:t>
-      </w:r>
-    </w:p>
-    <w:p>
-      <w:pPr>
-        <w:tabs>
-          <w:tab w:val="left" w:pos="820"/>
-          <w:tab w:val="left" w:pos="821"/>
-        </w:tabs>
-        <w:spacing w:after="0" w:line="276" w:lineRule="auto"/>
-        <w:ind w:left="0"/>
-        <w:rPr>
-          <w:color w:val="000000"/>
-          <w:sz w:val="24"/>
-          <w:szCs w:val="24"/>
           <w:lang w:val="en-US"/>
         </w:rPr>
-      </w:pPr>
+        <w:t>,</w:t>
+      </w:r>
       <w:r>
         <w:rPr>
           <w:color w:val="000000"/>
@@ -534,7 +545,7 @@
           <w:szCs w:val="24"/>
           <w:lang w:val="en-US"/>
         </w:rPr>
-        <w:t xml:space="preserve">· Front-End: React, Redux, Material-UI, </w:t>
+        <w:t xml:space="preserve"> </w:t>
       </w:r>
       <w:r>
         <w:rPr>
@@ -552,7 +563,32 @@
           <w:szCs w:val="24"/>
           <w:lang w:val="en-US"/>
         </w:rPr>
-        <w:t xml:space="preserve"> CSS, </w:t>
+        <w:t xml:space="preserve"> CSS</w:t>
+      </w:r>
+    </w:p>
+    <w:p>
+      <w:pPr>
+        <w:tabs>
+          <w:tab w:val="left" w:pos="820"/>
+          <w:tab w:val="left" w:pos="821"/>
+        </w:tabs>
+        <w:spacing w:after="0" w:line="276" w:lineRule="auto"/>
+        <w:ind w:left="0"/>
+        <w:rPr>
+          <w:color w:val="000000"/>
+          <w:sz w:val="24"/>
+          <w:szCs w:val="24"/>
+          <w:lang w:val="en-US"/>
+        </w:rPr>
+      </w:pPr>
+      <w:r>
+        <w:rPr>
+          <w:color w:val="000000"/>
+          <w:sz w:val="24"/>
+          <w:szCs w:val="24"/>
+          <w:lang w:val="en-US"/>
+        </w:rPr>
+        <w:t xml:space="preserve">· Back-End: </w:t>
       </w:r>
       <w:proofErr w:type="spellStart"/>
       <w:r>
@@ -562,25 +598,19 @@
           <w:szCs w:val="24"/>
           <w:lang w:val="en-US"/>
         </w:rPr>
-        <w:t>Css</w:t>
+        <w:t>Springboot</w:t>
       </w:r>
       <w:proofErr w:type="spellEnd"/>
-    </w:p>
-    <w:p>
-      <w:pPr>
-        <w:tabs>
-          <w:tab w:val="left" w:pos="820"/>
-          <w:tab w:val="left" w:pos="821"/>
-        </w:tabs>
-        <w:spacing w:after="0" w:line="276" w:lineRule="auto"/>
-        <w:ind w:left="0"/>
+      <w:r>
         <w:rPr>
           <w:color w:val="000000"/>
           <w:sz w:val="24"/>
           <w:szCs w:val="24"/>
           <w:lang w:val="en-US"/>
         </w:rPr>
-      </w:pPr>
+        <w:t xml:space="preserve">, </w:t>
+      </w:r>
+      <w:proofErr w:type="spellStart"/>
       <w:r>
         <w:rPr>
           <w:color w:val="000000"/>
@@ -588,9 +618,9 @@
           <w:szCs w:val="24"/>
           <w:lang w:val="en-US"/>
         </w:rPr>
-        <w:t xml:space="preserve">· Back-End: </w:t>
-      </w:r>
-      <w:proofErr w:type="spellStart"/>
+        <w:t>laravel</w:t>
+      </w:r>
+      <w:proofErr w:type="spellEnd"/>
       <w:r>
         <w:rPr>
           <w:color w:val="000000"/>
@@ -598,236 +628,32 @@
           <w:szCs w:val="24"/>
           <w:lang w:val="en-US"/>
         </w:rPr>
-        <w:t>Springboot</w:t>
-      </w:r>
-      <w:proofErr w:type="spellEnd"/>
-      <w:r>
+        <w:t>, REST APIs, JWT Authentication</w:t>
+      </w:r>
+    </w:p>
+    <w:p>
+      <w:pPr>
+        <w:tabs>
+          <w:tab w:val="left" w:pos="820"/>
+          <w:tab w:val="left" w:pos="821"/>
+        </w:tabs>
+        <w:spacing w:after="0" w:line="276" w:lineRule="auto"/>
+        <w:ind w:left="0"/>
         <w:rPr>
           <w:color w:val="000000"/>
           <w:sz w:val="24"/>
           <w:szCs w:val="24"/>
           <w:lang w:val="en-US"/>
         </w:rPr>
-        <w:t xml:space="preserve">, </w:t>
-      </w:r>
-      <w:proofErr w:type="spellStart"/>
-      <w:r>
-        <w:rPr>
-          <w:color w:val="000000"/>
-          <w:sz w:val="24"/>
-          <w:szCs w:val="24"/>
-          <w:lang w:val="en-US"/>
-        </w:rPr>
-        <w:t>laravel</w:t>
-      </w:r>
-      <w:proofErr w:type="spellEnd"/>
-      <w:r>
-        <w:rPr>
-          <w:color w:val="000000"/>
-          <w:sz w:val="24"/>
-          <w:szCs w:val="24"/>
-          <w:lang w:val="en-US"/>
-        </w:rPr>
-        <w:t>, REST APIs, JWT Authentication</w:t>
-      </w:r>
-    </w:p>
-    <w:p>
-      <w:pPr>
-        <w:tabs>
-          <w:tab w:val="left" w:pos="820"/>
-          <w:tab w:val="left" w:pos="821"/>
-        </w:tabs>
-        <w:spacing w:after="0" w:line="276" w:lineRule="auto"/>
-        <w:ind w:left="0"/>
-        <w:rPr>
-          <w:color w:val="000000"/>
-          <w:sz w:val="24"/>
-          <w:szCs w:val="24"/>
-          <w:lang w:val="en-US"/>
-        </w:rPr>
-      </w:pPr>
-      <w:r>
-        <w:rPr>
-          <w:color w:val="000000"/>
-          <w:sz w:val="24"/>
-          <w:szCs w:val="24"/>
-          <w:lang w:val="en-US"/>
-        </w:rPr>
-        <w:t xml:space="preserve">· Bases de </w:t>
-      </w:r>
-      <w:proofErr w:type="spellStart"/>
-      <w:r>
-        <w:rPr>
-          <w:color w:val="000000"/>
-          <w:sz w:val="24"/>
-          <w:szCs w:val="24"/>
-          <w:lang w:val="en-US"/>
-        </w:rPr>
-        <w:t>datos</w:t>
-      </w:r>
-      <w:proofErr w:type="spellEnd"/>
-      <w:r>
-        <w:rPr>
-          <w:color w:val="000000"/>
-          <w:sz w:val="24"/>
-          <w:szCs w:val="24"/>
-          <w:lang w:val="en-US"/>
-        </w:rPr>
-        <w:t xml:space="preserve">: PostgreSQL, SQL Server, Oracle, </w:t>
-      </w:r>
-      <w:proofErr w:type="spellStart"/>
-      <w:r>
-        <w:rPr>
-          <w:color w:val="000000"/>
-          <w:sz w:val="24"/>
-          <w:szCs w:val="24"/>
-          <w:lang w:val="en-US"/>
-        </w:rPr>
-        <w:t>Mysql</w:t>
-      </w:r>
-      <w:proofErr w:type="spellEnd"/>
-      <w:r>
-        <w:rPr>
-          <w:color w:val="000000"/>
-          <w:sz w:val="24"/>
-          <w:szCs w:val="24"/>
-          <w:lang w:val="en-US"/>
-        </w:rPr>
-        <w:t>, MongoDB (basic)</w:t>
-      </w:r>
-    </w:p>
-    <w:p>
-      <w:pPr>
-        <w:tabs>
-          <w:tab w:val="left" w:pos="820"/>
-          <w:tab w:val="left" w:pos="821"/>
-        </w:tabs>
-        <w:spacing w:after="0" w:line="276" w:lineRule="auto"/>
-        <w:ind w:left="0"/>
-        <w:rPr>
-          <w:color w:val="000000"/>
-          <w:sz w:val="24"/>
-          <w:szCs w:val="24"/>
-          <w:lang w:val="en-US"/>
-        </w:rPr>
-      </w:pPr>
-      <w:r>
-        <w:rPr>
-          <w:color w:val="000000"/>
-          <w:sz w:val="24"/>
-          <w:szCs w:val="24"/>
-          <w:lang w:val="en-US"/>
-        </w:rPr>
-        <w:t xml:space="preserve">· Testing &amp; </w:t>
-      </w:r>
-      <w:proofErr w:type="spellStart"/>
-      <w:r>
-        <w:rPr>
-          <w:color w:val="000000"/>
-          <w:sz w:val="24"/>
-          <w:szCs w:val="24"/>
-          <w:lang w:val="en-US"/>
-        </w:rPr>
-        <w:t>Herramientas</w:t>
-      </w:r>
-      <w:proofErr w:type="spellEnd"/>
-      <w:r>
-        <w:rPr>
-          <w:color w:val="000000"/>
-          <w:sz w:val="24"/>
-          <w:szCs w:val="24"/>
-          <w:lang w:val="en-US"/>
-        </w:rPr>
-        <w:t xml:space="preserve">: test frontend con python selenium y </w:t>
-      </w:r>
-      <w:proofErr w:type="spellStart"/>
-      <w:r>
-        <w:rPr>
-          <w:color w:val="000000"/>
-          <w:sz w:val="24"/>
-          <w:szCs w:val="24"/>
-          <w:lang w:val="en-US"/>
-        </w:rPr>
-        <w:t>rpa</w:t>
-      </w:r>
-      <w:proofErr w:type="spellEnd"/>
-      <w:r>
-        <w:rPr>
-          <w:color w:val="000000"/>
-          <w:sz w:val="24"/>
-          <w:szCs w:val="24"/>
-          <w:lang w:val="en-US"/>
-        </w:rPr>
-        <w:t xml:space="preserve">, test </w:t>
-      </w:r>
-      <w:proofErr w:type="spellStart"/>
-      <w:r>
-        <w:rPr>
-          <w:color w:val="000000"/>
-          <w:sz w:val="24"/>
-          <w:szCs w:val="24"/>
-          <w:lang w:val="en-US"/>
-        </w:rPr>
-        <w:t>en</w:t>
-      </w:r>
-      <w:proofErr w:type="spellEnd"/>
-      <w:r>
-        <w:rPr>
-          <w:color w:val="000000"/>
-          <w:sz w:val="24"/>
-          <w:szCs w:val="24"/>
-          <w:lang w:val="en-US"/>
-        </w:rPr>
-        <w:t xml:space="preserve"> backend con </w:t>
-      </w:r>
-      <w:proofErr w:type="spellStart"/>
-      <w:r>
-        <w:rPr>
-          <w:color w:val="000000"/>
-          <w:sz w:val="24"/>
-          <w:szCs w:val="24"/>
-          <w:lang w:val="en-US"/>
-        </w:rPr>
-        <w:t>mokito</w:t>
-      </w:r>
-      <w:proofErr w:type="spellEnd"/>
-      <w:r>
-        <w:rPr>
-          <w:color w:val="000000"/>
-          <w:sz w:val="24"/>
-          <w:szCs w:val="24"/>
-          <w:lang w:val="en-US"/>
-        </w:rPr>
-        <w:t xml:space="preserve">, Git, </w:t>
-      </w:r>
-      <w:proofErr w:type="spellStart"/>
-      <w:r>
-        <w:rPr>
-          <w:color w:val="000000"/>
-          <w:sz w:val="24"/>
-          <w:szCs w:val="24"/>
-          <w:lang w:val="en-US"/>
-        </w:rPr>
-        <w:t>Github</w:t>
-      </w:r>
-      <w:proofErr w:type="spellEnd"/>
-      <w:r>
-        <w:rPr>
-          <w:color w:val="000000"/>
-          <w:sz w:val="24"/>
-          <w:szCs w:val="24"/>
-          <w:lang w:val="en-US"/>
-        </w:rPr>
-        <w:t>, Fire</w:t>
-      </w:r>
-      <w:r>
-        <w:rPr>
-          <w:color w:val="000000"/>
-          <w:sz w:val="24"/>
-          <w:szCs w:val="24"/>
-          <w:lang w:val="en-US"/>
-        </w:rPr>
-        <w:t>base, Agile (scrum).</w:t>
+      </w:pPr>
+      <w:r>
+        <w:rPr>
+          <w:color w:val="000000"/>
+          <w:sz w:val="24"/>
+          <w:szCs w:val="24"/>
+          <w:lang w:val="es-SV"/>
+        </w:rPr>
+        <w:t>· Bases de datos: PostgreSQL, SQL Server, Oracle, Mysql</w:t>
       </w:r>
     </w:p>
     <w:p>
@@ -1107,47 +933,47 @@
           <w:sz w:val="24"/>
           <w:szCs w:val="24"/>
         </w:rPr>
+        <w:t>· Traduje cree componentes de interfaz de usuario reutilizables y responsivos, incluyendo el desarrollo estratégico de componentes de software.</w:t>
+      </w:r>
+    </w:p>
+    <w:p>
+      <w:pPr>
+        <w:tabs>
+          <w:tab w:val="left" w:pos="820"/>
+          <w:tab w:val="left" w:pos="821"/>
+        </w:tabs>
+        <w:spacing w:after="0" w:line="276" w:lineRule="auto"/>
+        <w:ind w:left="0" w:firstLine="0"/>
+        <w:rPr>
+          <w:color w:val="000000"/>
+          <w:sz w:val="24"/>
+          <w:szCs w:val="24"/>
+        </w:rPr>
+      </w:pPr>
+    </w:p>
+    <w:p>
+      <w:pPr>
+        <w:tabs>
+          <w:tab w:val="left" w:pos="820"/>
+          <w:tab w:val="left" w:pos="821"/>
+        </w:tabs>
+        <w:spacing w:after="0" w:line="276" w:lineRule="auto"/>
+        <w:ind w:left="0"/>
+        <w:rPr>
+          <w:color w:val="000000"/>
+          <w:sz w:val="24"/>
+          <w:szCs w:val="24"/>
+          <w:lang w:val="es-SV"/>
+        </w:rPr>
+      </w:pPr>
+      <w:r>
+        <w:rPr>
+          <w:color w:val="000000"/>
+          <w:sz w:val="24"/>
+          <w:szCs w:val="24"/>
+          <w:lang w:val="es-SV"/>
+        </w:rPr>
         <w:lastRenderedPageBreak/>
-        <w:t>· Traduje cree componentes de interfaz de usuario reutilizables y responsivos, incluyendo el desarrollo estratégico de componentes de software.</w:t>
-      </w:r>
-    </w:p>
-    <w:p>
-      <w:pPr>
-        <w:tabs>
-          <w:tab w:val="left" w:pos="820"/>
-          <w:tab w:val="left" w:pos="821"/>
-        </w:tabs>
-        <w:spacing w:after="0" w:line="276" w:lineRule="auto"/>
-        <w:ind w:left="0" w:firstLine="0"/>
-        <w:rPr>
-          <w:color w:val="000000"/>
-          <w:sz w:val="24"/>
-          <w:szCs w:val="24"/>
-        </w:rPr>
-      </w:pPr>
-    </w:p>
-    <w:p>
-      <w:pPr>
-        <w:tabs>
-          <w:tab w:val="left" w:pos="820"/>
-          <w:tab w:val="left" w:pos="821"/>
-        </w:tabs>
-        <w:spacing w:after="0" w:line="276" w:lineRule="auto"/>
-        <w:ind w:left="0"/>
-        <w:rPr>
-          <w:color w:val="000000"/>
-          <w:sz w:val="24"/>
-          <w:szCs w:val="24"/>
-          <w:lang w:val="es-SV"/>
-        </w:rPr>
-      </w:pPr>
-      <w:r>
-        <w:rPr>
-          <w:color w:val="000000"/>
-          <w:sz w:val="24"/>
-          <w:szCs w:val="24"/>
-          <w:lang w:val="es-SV"/>
-        </w:rPr>
         <w:t>Fullstack Developer</w:t>
       </w:r>
     </w:p>
@@ -2480,6 +2306,7 @@
           <w:szCs w:val="24"/>
           <w:lang w:val="es-SV"/>
         </w:rPr>
+        <w:lastRenderedPageBreak/>
         <w:t xml:space="preserve">. </w:t>
       </w:r>
       <w:r>
@@ -4093,6 +3920,7 @@
         <w:ilvl w:val="1"/>
       </w:numPr>
       <w:spacing w:after="160" w:line="278" w:lineRule="auto"/>
+      <w:ind w:left="10" w:hanging="10"/>
       <w:jc w:val="left"/>
     </w:pPr>
     <w:rPr>
